--- a/文档/调试下位机与中位机通讯协议.docx
+++ b/文档/调试下位机与中位机通讯协议.docx
@@ -291,6 +291,12 @@
                   <w:insideV w:val="single" w:color="auto" w:sz="4" w:space="0"/>
                 </w:tblBorders>
                 <w:tblLayout w:type="fixed"/>
+                <w:tblCellMar>
+                  <w:top w:w="0" w:type="dxa"/>
+                  <w:left w:w="108" w:type="dxa"/>
+                  <w:bottom w:w="0" w:type="dxa"/>
+                  <w:right w:w="108" w:type="dxa"/>
+                </w:tblCellMar>
               </w:tblPrEx>
               <w:tc>
                 <w:tcPr>
@@ -8838,12 +8844,6 @@
                   <w:insideV w:val="single" w:color="auto" w:sz="4" w:space="0"/>
                 </w:tblBorders>
                 <w:tblLayout w:type="fixed"/>
-                <w:tblCellMar>
-                  <w:top w:w="0" w:type="dxa"/>
-                  <w:left w:w="108" w:type="dxa"/>
-                  <w:bottom w:w="0" w:type="dxa"/>
-                  <w:right w:w="108" w:type="dxa"/>
-                </w:tblCellMar>
               </w:tblPrEx>
               <w:tc>
                 <w:tcPr>
@@ -20443,6 +20443,12 @@
                   <w:insideV w:val="single" w:color="auto" w:sz="4" w:space="0"/>
                 </w:tblBorders>
                 <w:tblLayout w:type="fixed"/>
+                <w:tblCellMar>
+                  <w:top w:w="0" w:type="dxa"/>
+                  <w:left w:w="108" w:type="dxa"/>
+                  <w:bottom w:w="0" w:type="dxa"/>
+                  <w:right w:w="108" w:type="dxa"/>
+                </w:tblCellMar>
               </w:tblPrEx>
               <w:tc>
                 <w:tcPr>
@@ -22490,6 +22496,14 @@
                     </w:rPr>
                     <w:t>//停止工步</w:t>
                   </w:r>
+                  <w:r>
+                    <w:rPr>
+                      <w:rFonts w:hint="eastAsia"/>
+                      <w:vertAlign w:val="baseline"/>
+                      <w:lang w:val="en-US" w:eastAsia="zh-CN"/>
+                    </w:rPr>
+                    <w:t>7</w:t>
+                  </w:r>
                 </w:p>
                 <w:p>
                   <w:pPr>
@@ -22533,6 +22547,14 @@
                     </w:rPr>
                     <w:t>//暂定工步</w:t>
                   </w:r>
+                  <w:r>
+                    <w:rPr>
+                      <w:rFonts w:hint="eastAsia"/>
+                      <w:vertAlign w:val="baseline"/>
+                      <w:lang w:val="en-US" w:eastAsia="zh-CN"/>
+                    </w:rPr>
+                    <w:t xml:space="preserve"> 8</w:t>
+                  </w:r>
                 </w:p>
                 <w:p>
                   <w:pPr>
@@ -23074,6 +23096,14 @@
                     </w:rPr>
                     <w:t>//设置指示灯控制模式命令</w:t>
                   </w:r>
+                  <w:r>
+                    <w:rPr>
+                      <w:rFonts w:hint="eastAsia"/>
+                      <w:vertAlign w:val="baseline"/>
+                      <w:lang w:val="en-US" w:eastAsia="zh-CN"/>
+                    </w:rPr>
+                    <w:t>21</w:t>
+                  </w:r>
                 </w:p>
                 <w:p>
                   <w:pPr>
@@ -23124,6 +23154,14 @@
                     </w:rPr>
                     <w:t>//指示灯状态命令</w:t>
                   </w:r>
+                  <w:r>
+                    <w:rPr>
+                      <w:rFonts w:hint="eastAsia"/>
+                      <w:vertAlign w:val="baseline"/>
+                      <w:lang w:val="en-US" w:eastAsia="zh-CN"/>
+                    </w:rPr>
+                    <w:t>22</w:t>
+                  </w:r>
                 </w:p>
                 <w:p>
                   <w:pPr>
@@ -23168,6 +23206,7 @@
                     </w:rPr>
                     <w:tab/>
                   </w:r>
+                  <w:bookmarkStart w:id="1" w:name="_GoBack"/>
                   <w:r>
                     <w:rPr>
                       <w:rFonts w:hint="eastAsia"/>
@@ -23175,7 +23214,16 @@
                     </w:rPr>
                     <w:t>//发送采样数据确认</w:t>
                   </w:r>
-                </w:p>
+                  <w:r>
+                    <w:rPr>
+                      <w:rFonts w:hint="eastAsia"/>
+                      <w:vertAlign w:val="baseline"/>
+                      <w:lang w:val="en-US" w:eastAsia="zh-CN"/>
+                    </w:rPr>
+                    <w:t>23</w:t>
+                  </w:r>
+                </w:p>
+                <w:bookmarkEnd w:id="1"/>
                 <w:p>
                   <w:pPr>
                     <w:rPr>
@@ -23225,6 +23273,14 @@
                       <w:vertAlign w:val="baseline"/>
                     </w:rPr>
                     <w:tab/>
+                  </w:r>
+                  <w:r>
+                    <w:rPr>
+                      <w:rFonts w:hint="eastAsia"/>
+                      <w:vertAlign w:val="baseline"/>
+                      <w:lang w:val="en-US" w:eastAsia="zh-CN"/>
+                    </w:rPr>
+                    <w:t>24</w:t>
                   </w:r>
                 </w:p>
                 <w:p>
@@ -25860,14 +25916,6 @@
                 <w:color w:val="FF0000"/>
                 <w:sz w:val="20"/>
               </w:rPr>
-              <w:tab/>
-            </w:r>
-            <w:r>
-              <w:rPr>
-                <w:rFonts w:hint="eastAsia" w:ascii="Times New Roman"/>
-                <w:color w:val="FF0000"/>
-                <w:sz w:val="20"/>
-              </w:rPr>
               <w:t>每个工步共16个字节</w:t>
             </w:r>
           </w:p>
@@ -26753,8 +26801,6 @@
               </w:rPr>
               <w:t>截止时间</w:t>
             </w:r>
-            <w:bookmarkStart w:id="1" w:name="_GoBack"/>
-            <w:bookmarkEnd w:id="1"/>
           </w:p>
         </w:tc>
         <w:tc>

--- a/文档/调试下位机与中位机通讯协议.docx
+++ b/文档/调试下位机与中位机通讯协议.docx
@@ -78,12 +78,6 @@
             <w:insideV w:val="single" w:color="auto" w:sz="4" w:space="0"/>
           </w:tblBorders>
           <w:tblLayout w:type="fixed"/>
-          <w:tblCellMar>
-            <w:top w:w="0" w:type="dxa"/>
-            <w:left w:w="108" w:type="dxa"/>
-            <w:bottom w:w="0" w:type="dxa"/>
-            <w:right w:w="108" w:type="dxa"/>
-          </w:tblCellMar>
         </w:tblPrEx>
         <w:tc>
           <w:tcPr>
@@ -8844,6 +8838,12 @@
                   <w:insideV w:val="single" w:color="auto" w:sz="4" w:space="0"/>
                 </w:tblBorders>
                 <w:tblLayout w:type="fixed"/>
+                <w:tblCellMar>
+                  <w:top w:w="0" w:type="dxa"/>
+                  <w:left w:w="108" w:type="dxa"/>
+                  <w:bottom w:w="0" w:type="dxa"/>
+                  <w:right w:w="108" w:type="dxa"/>
+                </w:tblCellMar>
               </w:tblPrEx>
               <w:tc>
                 <w:tcPr>
@@ -13334,14 +13334,6 @@
       </w:tblGrid>
       <w:tr>
         <w:tblPrEx>
-          <w:tblBorders>
-            <w:top w:val="single" w:color="auto" w:sz="4" w:space="0"/>
-            <w:left w:val="single" w:color="auto" w:sz="4" w:space="0"/>
-            <w:bottom w:val="single" w:color="auto" w:sz="4" w:space="0"/>
-            <w:right w:val="single" w:color="auto" w:sz="4" w:space="0"/>
-            <w:insideH w:val="single" w:color="auto" w:sz="4" w:space="0"/>
-            <w:insideV w:val="single" w:color="auto" w:sz="4" w:space="0"/>
-          </w:tblBorders>
           <w:tblLayout w:type="fixed"/>
           <w:tblCellMar>
             <w:top w:w="0" w:type="dxa"/>
@@ -23206,7 +23198,6 @@
                     </w:rPr>
                     <w:tab/>
                   </w:r>
-                  <w:bookmarkStart w:id="1" w:name="_GoBack"/>
                   <w:r>
                     <w:rPr>
                       <w:rFonts w:hint="eastAsia"/>
@@ -23223,7 +23214,6 @@
                     <w:t>23</w:t>
                   </w:r>
                 </w:p>
-                <w:bookmarkEnd w:id="1"/>
                 <w:p>
                   <w:pPr>
                     <w:rPr>
@@ -28117,7 +28107,58 @@
         <w:t>第三：下位机应答中位机连接命令</w:t>
       </w:r>
     </w:p>
-    <w:p/>
+    <w:p>
+      <w:pPr>
+        <w:rPr>
+          <w:rFonts w:hint="eastAsia"/>
+        </w:rPr>
+      </w:pPr>
+      <w:r>
+        <w:rPr>
+          <w:rFonts w:hint="eastAsia"/>
+        </w:rPr>
+        <w:t xml:space="preserve">  00042740         001.173.046             接收       0FA100FF        DATA    EXTENDED    1      20</w:t>
+      </w:r>
+      <w:r>
+        <w:rPr>
+          <w:rFonts w:hint="eastAsia"/>
+          <w:lang w:val="en-US" w:eastAsia="zh-CN"/>
+        </w:rPr>
+        <w:t xml:space="preserve"> </w:t>
+      </w:r>
+    </w:p>
+    <w:p>
+      <w:pPr>
+        <w:rPr>
+          <w:rFonts w:hint="eastAsia"/>
+          <w:lang w:val="en-US" w:eastAsia="zh-CN"/>
+        </w:rPr>
+      </w:pPr>
+      <w:r>
+        <w:rPr>
+          <w:rFonts w:hint="eastAsia"/>
+          <w:lang w:val="en-US" w:eastAsia="zh-CN"/>
+        </w:rPr>
+        <w:t xml:space="preserve">  </w:t>
+      </w:r>
+      <w:r>
+        <w:rPr>
+          <w:rFonts w:hint="eastAsia"/>
+        </w:rPr>
+        <w:t>0FA100FF</w:t>
+      </w:r>
+      <w:r>
+        <w:rPr>
+          <w:rFonts w:hint="eastAsia"/>
+          <w:lang w:val="en-US" w:eastAsia="zh-CN"/>
+        </w:rPr>
+        <w:t>----连接下位机命令：</w:t>
+      </w:r>
+    </w:p>
+    <w:p>
+      <w:bookmarkStart w:id="1" w:name="_GoBack"/>
+      <w:bookmarkEnd w:id="1"/>
+    </w:p>
     <w:p/>
     <w:p>
       <w:pPr>

--- a/文档/调试下位机与中位机通讯协议.docx
+++ b/文档/调试下位机与中位机通讯协议.docx
@@ -78,6 +78,12 @@
             <w:insideV w:val="single" w:color="auto" w:sz="4" w:space="0"/>
           </w:tblBorders>
           <w:tblLayout w:type="fixed"/>
+          <w:tblCellMar>
+            <w:top w:w="0" w:type="dxa"/>
+            <w:left w:w="108" w:type="dxa"/>
+            <w:bottom w:w="0" w:type="dxa"/>
+            <w:right w:w="108" w:type="dxa"/>
+          </w:tblCellMar>
         </w:tblPrEx>
         <w:tc>
           <w:tcPr>
@@ -10288,14 +10294,6 @@
             </w:tr>
             <w:tr>
               <w:tblPrEx>
-                <w:tblBorders>
-                  <w:top w:val="single" w:color="auto" w:sz="4" w:space="0"/>
-                  <w:left w:val="single" w:color="auto" w:sz="4" w:space="0"/>
-                  <w:bottom w:val="single" w:color="auto" w:sz="4" w:space="0"/>
-                  <w:right w:val="single" w:color="auto" w:sz="4" w:space="0"/>
-                  <w:insideH w:val="single" w:color="auto" w:sz="4" w:space="0"/>
-                  <w:insideV w:val="single" w:color="auto" w:sz="4" w:space="0"/>
-                </w:tblBorders>
                 <w:tblLayout w:type="fixed"/>
                 <w:tblCellMar>
                   <w:top w:w="0" w:type="dxa"/>
@@ -13108,12 +13106,6 @@
                   <w:insideV w:val="single" w:color="auto" w:sz="4" w:space="0"/>
                 </w:tblBorders>
                 <w:tblLayout w:type="fixed"/>
-                <w:tblCellMar>
-                  <w:top w:w="0" w:type="dxa"/>
-                  <w:left w:w="108" w:type="dxa"/>
-                  <w:bottom w:w="0" w:type="dxa"/>
-                  <w:right w:w="108" w:type="dxa"/>
-                </w:tblCellMar>
               </w:tblPrEx>
               <w:trPr>
                 <w:trHeight w:val="300" w:hRule="atLeast"/>
@@ -13334,6 +13326,14 @@
       </w:tblGrid>
       <w:tr>
         <w:tblPrEx>
+          <w:tblBorders>
+            <w:top w:val="single" w:color="auto" w:sz="4" w:space="0"/>
+            <w:left w:val="single" w:color="auto" w:sz="4" w:space="0"/>
+            <w:bottom w:val="single" w:color="auto" w:sz="4" w:space="0"/>
+            <w:right w:val="single" w:color="auto" w:sz="4" w:space="0"/>
+            <w:insideH w:val="single" w:color="auto" w:sz="4" w:space="0"/>
+            <w:insideV w:val="single" w:color="auto" w:sz="4" w:space="0"/>
+          </w:tblBorders>
           <w:tblLayout w:type="fixed"/>
           <w:tblCellMar>
             <w:top w:w="0" w:type="dxa"/>
@@ -25753,14 +25753,6 @@
       </w:tr>
       <w:tr>
         <w:tblPrEx>
-          <w:tblBorders>
-            <w:top w:val="single" w:color="auto" w:sz="4" w:space="0"/>
-            <w:left w:val="single" w:color="auto" w:sz="4" w:space="0"/>
-            <w:bottom w:val="single" w:color="auto" w:sz="4" w:space="0"/>
-            <w:right w:val="single" w:color="auto" w:sz="4" w:space="0"/>
-            <w:insideH w:val="single" w:color="auto" w:sz="4" w:space="0"/>
-            <w:insideV w:val="single" w:color="auto" w:sz="4" w:space="0"/>
-          </w:tblBorders>
           <w:tblLayout w:type="fixed"/>
           <w:tblCellMar>
             <w:top w:w="0" w:type="dxa"/>
@@ -28187,183 +28179,954 @@
       </w:r>
     </w:p>
     <w:p>
-      <w:pPr>
+      <w:r>
         <w:rPr>
           <w:rFonts w:hint="eastAsia"/>
         </w:rPr>
+        <w:t xml:space="preserve"> </w:t>
+      </w:r>
+    </w:p>
+    <w:p>
+      <w:pPr>
+        <w:ind w:firstLine="210" w:firstLineChars="100"/>
       </w:pPr>
       <w:r>
         <w:rPr>
           <w:rFonts w:hint="eastAsia"/>
+          <w:lang w:eastAsia="zh-CN"/>
         </w:rPr>
-        <w:t xml:space="preserve">  00042704         000.000.281             接收       1FA10004        DATA    EXTENDED    8      06 05 8C 10 00 00 FF FF </w:t>
+        <w:t>数据内容解析：</w:t>
       </w:r>
-    </w:p>
-    <w:p>
-      <w:pPr>
-        <w:rPr>
-          <w:rFonts w:hint="eastAsia"/>
-        </w:rPr>
-      </w:pPr>
       <w:r>
         <w:rPr>
           <w:rFonts w:hint="eastAsia"/>
         </w:rPr>
-        <w:t xml:space="preserve">  00042705         000.000.296             接收       1FA10005        DATA    EXTENDED    8      06 05 8C 10 00 00 FF FF </w:t>
+        <w:t xml:space="preserve">06 05 8C 10 00 00 FF FF </w:t>
       </w:r>
     </w:p>
-    <w:p>
-      <w:pPr>
-        <w:rPr>
-          <w:rFonts w:hint="eastAsia"/>
-        </w:rPr>
-      </w:pPr>
-      <w:r>
-        <w:rPr>
-          <w:rFonts w:hint="eastAsia"/>
-        </w:rPr>
-        <w:t xml:space="preserve">  00042706         000.000.289             接收       1FA10002        DATA    EXTENDED    8      06 05 8C 10 00 00 FF FF </w:t>
-      </w:r>
-    </w:p>
-    <w:p>
-      <w:pPr>
-        <w:rPr>
-          <w:rFonts w:hint="eastAsia"/>
-        </w:rPr>
-      </w:pPr>
-      <w:r>
-        <w:rPr>
-          <w:rFonts w:hint="eastAsia"/>
-        </w:rPr>
-        <w:t xml:space="preserve">  00042707         000.000.304             接收       1FA10006        DATA    EXTENDED    8      06 05 8C 10 00 00 FF FF </w:t>
-      </w:r>
-    </w:p>
-    <w:p>
-      <w:pPr>
-        <w:rPr>
-          <w:rFonts w:hint="eastAsia"/>
-        </w:rPr>
-      </w:pPr>
-      <w:r>
-        <w:rPr>
-          <w:rFonts w:hint="eastAsia"/>
-        </w:rPr>
-        <w:t xml:space="preserve">  00042708         000.000.281             接收       1FA10007        DATA    EXTENDED    8      06 05 8C 10 00 00 FF FF </w:t>
-      </w:r>
-    </w:p>
-    <w:p>
-      <w:pPr>
-        <w:rPr>
-          <w:rFonts w:hint="eastAsia"/>
-        </w:rPr>
-      </w:pPr>
-      <w:r>
-        <w:rPr>
-          <w:rFonts w:hint="eastAsia"/>
-        </w:rPr>
-        <w:t xml:space="preserve">  00042709         000.000.282             接收       1FA10008        DATA    EXTENDED    8      06 05 8C 10 00 00 FF FF </w:t>
-      </w:r>
-    </w:p>
-    <w:p>
-      <w:pPr>
-        <w:rPr>
-          <w:rFonts w:hint="eastAsia"/>
-        </w:rPr>
-      </w:pPr>
-      <w:r>
-        <w:rPr>
-          <w:rFonts w:hint="eastAsia"/>
-        </w:rPr>
-        <w:t xml:space="preserve">  00042710         000.000.295             接收       1FA10009        DATA    EXTENDED    8      06 05 8C 10 00 00 FF FF </w:t>
-      </w:r>
-    </w:p>
-    <w:p>
-      <w:pPr>
-        <w:rPr>
-          <w:rFonts w:hint="eastAsia"/>
-        </w:rPr>
-      </w:pPr>
-      <w:r>
-        <w:rPr>
-          <w:rFonts w:hint="eastAsia"/>
-        </w:rPr>
-        <w:t xml:space="preserve">  00042711         000.000.286             接收       1FA1000A        DATA    EXTENDED    8      06 05 8C 10 00 00 FF FF </w:t>
-      </w:r>
-    </w:p>
-    <w:p>
-      <w:pPr>
-        <w:rPr>
-          <w:rFonts w:hint="eastAsia"/>
-        </w:rPr>
-      </w:pPr>
-      <w:r>
-        <w:rPr>
-          <w:rFonts w:hint="eastAsia"/>
-        </w:rPr>
-        <w:t xml:space="preserve">  00042712         000.000.290             接收       1FA1000B        DATA    EXTENDED    8      06 05 8C 10 00 00 FF FF </w:t>
-      </w:r>
-    </w:p>
-    <w:p>
-      <w:pPr>
-        <w:rPr>
-          <w:rFonts w:hint="eastAsia"/>
-        </w:rPr>
-      </w:pPr>
-      <w:r>
-        <w:rPr>
-          <w:rFonts w:hint="eastAsia"/>
-        </w:rPr>
-        <w:t xml:space="preserve">  00042713         000.000.320             接收       1FA1000C        DATA    EXTENDED    8      06 05 8C 10 00 00 FF FF </w:t>
-      </w:r>
-    </w:p>
-    <w:p>
-      <w:pPr>
-        <w:rPr>
-          <w:rFonts w:hint="eastAsia"/>
-        </w:rPr>
-      </w:pPr>
-      <w:r>
-        <w:rPr>
-          <w:rFonts w:hint="eastAsia"/>
-        </w:rPr>
-        <w:t xml:space="preserve">  00042714         000.000.262             接收       1FA1000D        DATA    EXTENDED    8      06 05 8C 10 00 00 FF FF </w:t>
-      </w:r>
-    </w:p>
-    <w:p>
-      <w:pPr>
-        <w:rPr>
-          <w:rFonts w:hint="eastAsia"/>
-        </w:rPr>
-      </w:pPr>
-      <w:r>
-        <w:rPr>
-          <w:rFonts w:hint="eastAsia"/>
-        </w:rPr>
-        <w:t xml:space="preserve">  00042715         000.000.281             接收       1FA1000E        DATA    EXTENDED    8      06 05 8C 10 00 00 FF FF </w:t>
-      </w:r>
-    </w:p>
-    <w:p>
-      <w:pPr>
-        <w:rPr>
-          <w:rFonts w:hint="eastAsia"/>
-        </w:rPr>
-      </w:pPr>
-      <w:r>
-        <w:rPr>
-          <w:rFonts w:hint="eastAsia"/>
-        </w:rPr>
-        <w:t xml:space="preserve">  00042716         000.000.295             接收       1FA1000F        DATA    EXTENDED    8      06 05 8C 10 00 00 FF FF </w:t>
-      </w:r>
-    </w:p>
-    <w:p>
-      <w:r>
-        <w:rPr>
-          <w:rFonts w:hint="eastAsia"/>
-        </w:rPr>
-        <w:t xml:space="preserve">  00042717         000.000.292             接收       1FA10010        DATA    EXTENDED    8      06 05 8C 10 00 00 FF FF </w:t>
-      </w:r>
-    </w:p>
-    <w:p/>
+    <w:tbl>
+      <w:tblPr>
+        <w:tblStyle w:val="6"/>
+        <w:tblpPr w:leftFromText="180" w:rightFromText="180" w:vertAnchor="text" w:horzAnchor="page" w:tblpX="1850" w:tblpY="276"/>
+        <w:tblOverlap w:val="never"/>
+        <w:tblW w:w="13399" w:type="dxa"/>
+        <w:tblInd w:w="0" w:type="dxa"/>
+        <w:tblBorders>
+          <w:top w:val="single" w:color="auto" w:sz="4" w:space="0"/>
+          <w:left w:val="single" w:color="auto" w:sz="4" w:space="0"/>
+          <w:bottom w:val="single" w:color="auto" w:sz="4" w:space="0"/>
+          <w:right w:val="single" w:color="auto" w:sz="4" w:space="0"/>
+          <w:insideH w:val="single" w:color="auto" w:sz="4" w:space="0"/>
+          <w:insideV w:val="single" w:color="auto" w:sz="4" w:space="0"/>
+        </w:tblBorders>
+        <w:tblLayout w:type="fixed"/>
+        <w:tblCellMar>
+          <w:top w:w="0" w:type="dxa"/>
+          <w:left w:w="108" w:type="dxa"/>
+          <w:bottom w:w="0" w:type="dxa"/>
+          <w:right w:w="108" w:type="dxa"/>
+        </w:tblCellMar>
+      </w:tblPr>
+      <w:tblGrid>
+        <w:gridCol w:w="820"/>
+        <w:gridCol w:w="2925"/>
+        <w:gridCol w:w="1037"/>
+        <w:gridCol w:w="1888"/>
+        <w:gridCol w:w="5736"/>
+        <w:gridCol w:w="993"/>
+      </w:tblGrid>
+      <w:tr>
+        <w:tblPrEx>
+          <w:tblBorders>
+            <w:top w:val="single" w:color="auto" w:sz="4" w:space="0"/>
+            <w:left w:val="single" w:color="auto" w:sz="4" w:space="0"/>
+            <w:bottom w:val="single" w:color="auto" w:sz="4" w:space="0"/>
+            <w:right w:val="single" w:color="auto" w:sz="4" w:space="0"/>
+            <w:insideH w:val="single" w:color="auto" w:sz="4" w:space="0"/>
+            <w:insideV w:val="single" w:color="auto" w:sz="4" w:space="0"/>
+          </w:tblBorders>
+          <w:tblLayout w:type="fixed"/>
+          <w:tblCellMar>
+            <w:top w:w="0" w:type="dxa"/>
+            <w:left w:w="108" w:type="dxa"/>
+            <w:bottom w:w="0" w:type="dxa"/>
+            <w:right w:w="108" w:type="dxa"/>
+          </w:tblCellMar>
+        </w:tblPrEx>
+        <w:tc>
+          <w:tcPr>
+            <w:tcW w:w="820" w:type="dxa"/>
+          </w:tcPr>
+          <w:p>
+            <w:pPr>
+              <w:rPr>
+                <w:rFonts w:hint="eastAsia"/>
+                <w:vertAlign w:val="baseline"/>
+                <w:lang w:val="en-US" w:eastAsia="zh-CN"/>
+              </w:rPr>
+            </w:pPr>
+            <w:r>
+              <w:rPr>
+                <w:rFonts w:hint="eastAsia"/>
+                <w:vertAlign w:val="baseline"/>
+                <w:lang w:val="en-US" w:eastAsia="zh-CN"/>
+              </w:rPr>
+              <w:t>序号</w:t>
+            </w:r>
+          </w:p>
+        </w:tc>
+        <w:tc>
+          <w:tcPr>
+            <w:tcW w:w="2925" w:type="dxa"/>
+          </w:tcPr>
+          <w:p>
+            <w:pPr>
+              <w:rPr>
+                <w:rFonts w:hint="eastAsia"/>
+                <w:vertAlign w:val="baseline"/>
+                <w:lang w:val="en-US" w:eastAsia="zh-CN"/>
+              </w:rPr>
+            </w:pPr>
+            <w:r>
+              <w:rPr>
+                <w:rFonts w:hint="eastAsia"/>
+                <w:vertAlign w:val="baseline"/>
+                <w:lang w:val="en-US" w:eastAsia="zh-CN"/>
+              </w:rPr>
+              <w:t>描述</w:t>
+            </w:r>
+          </w:p>
+        </w:tc>
+        <w:tc>
+          <w:tcPr>
+            <w:tcW w:w="1037" w:type="dxa"/>
+          </w:tcPr>
+          <w:p>
+            <w:pPr>
+              <w:rPr>
+                <w:rFonts w:hint="eastAsia"/>
+                <w:vertAlign w:val="baseline"/>
+                <w:lang w:val="en-US" w:eastAsia="zh-CN"/>
+              </w:rPr>
+            </w:pPr>
+            <w:r>
+              <w:rPr>
+                <w:rFonts w:hint="eastAsia"/>
+                <w:vertAlign w:val="baseline"/>
+                <w:lang w:val="en-US" w:eastAsia="zh-CN"/>
+              </w:rPr>
+              <w:t>字节数</w:t>
+            </w:r>
+          </w:p>
+        </w:tc>
+        <w:tc>
+          <w:tcPr>
+            <w:tcW w:w="1888" w:type="dxa"/>
+          </w:tcPr>
+          <w:p>
+            <w:pPr>
+              <w:rPr>
+                <w:rFonts w:hint="eastAsia"/>
+                <w:vertAlign w:val="baseline"/>
+                <w:lang w:val="en-US" w:eastAsia="zh-CN"/>
+              </w:rPr>
+            </w:pPr>
+            <w:r>
+              <w:rPr>
+                <w:rFonts w:hint="eastAsia"/>
+                <w:vertAlign w:val="baseline"/>
+                <w:lang w:val="en-US" w:eastAsia="zh-CN"/>
+              </w:rPr>
+              <w:t>数据内容</w:t>
+            </w:r>
+          </w:p>
+        </w:tc>
+        <w:tc>
+          <w:tcPr>
+            <w:tcW w:w="5736" w:type="dxa"/>
+          </w:tcPr>
+          <w:p>
+            <w:pPr>
+              <w:rPr>
+                <w:rFonts w:hint="eastAsia"/>
+                <w:vertAlign w:val="baseline"/>
+                <w:lang w:val="en-US" w:eastAsia="zh-CN"/>
+              </w:rPr>
+            </w:pPr>
+          </w:p>
+        </w:tc>
+        <w:tc>
+          <w:tcPr>
+            <w:tcW w:w="993" w:type="dxa"/>
+          </w:tcPr>
+          <w:p>
+            <w:pPr>
+              <w:rPr>
+                <w:rFonts w:hint="eastAsia"/>
+                <w:vertAlign w:val="baseline"/>
+                <w:lang w:val="en-US" w:eastAsia="zh-CN"/>
+              </w:rPr>
+            </w:pPr>
+          </w:p>
+        </w:tc>
+      </w:tr>
+      <w:tr>
+        <w:tblPrEx>
+          <w:tblBorders>
+            <w:top w:val="single" w:color="auto" w:sz="4" w:space="0"/>
+            <w:left w:val="single" w:color="auto" w:sz="4" w:space="0"/>
+            <w:bottom w:val="single" w:color="auto" w:sz="4" w:space="0"/>
+            <w:right w:val="single" w:color="auto" w:sz="4" w:space="0"/>
+            <w:insideH w:val="single" w:color="auto" w:sz="4" w:space="0"/>
+            <w:insideV w:val="single" w:color="auto" w:sz="4" w:space="0"/>
+          </w:tblBorders>
+          <w:tblLayout w:type="fixed"/>
+          <w:tblCellMar>
+            <w:top w:w="0" w:type="dxa"/>
+            <w:left w:w="108" w:type="dxa"/>
+            <w:bottom w:w="0" w:type="dxa"/>
+            <w:right w:w="108" w:type="dxa"/>
+          </w:tblCellMar>
+        </w:tblPrEx>
+        <w:tc>
+          <w:tcPr>
+            <w:tcW w:w="820" w:type="dxa"/>
+          </w:tcPr>
+          <w:p>
+            <w:pPr>
+              <w:jc w:val="left"/>
+              <w:rPr>
+                <w:rFonts w:hint="eastAsia"/>
+                <w:b/>
+                <w:bCs/>
+                <w:color w:val="FF0000"/>
+                <w:lang w:val="en-US" w:eastAsia="zh-CN"/>
+              </w:rPr>
+            </w:pPr>
+            <w:r>
+              <w:rPr>
+                <w:rFonts w:hint="eastAsia"/>
+                <w:b/>
+                <w:bCs/>
+                <w:color w:val="FF0000"/>
+                <w:lang w:val="en-US" w:eastAsia="zh-CN"/>
+              </w:rPr>
+              <w:t>0</w:t>
+            </w:r>
+          </w:p>
+        </w:tc>
+        <w:tc>
+          <w:tcPr>
+            <w:tcW w:w="2925" w:type="dxa"/>
+            <w:vAlign w:val="top"/>
+          </w:tcPr>
+          <w:p>
+            <w:pPr>
+              <w:jc w:val="left"/>
+              <w:rPr>
+                <w:rFonts w:hint="eastAsia"/>
+                <w:b/>
+                <w:bCs/>
+                <w:lang w:val="en-US" w:eastAsia="zh-CN"/>
+              </w:rPr>
+            </w:pPr>
+            <w:r>
+              <w:rPr>
+                <w:rFonts w:hint="eastAsia"/>
+                <w:b/>
+                <w:bCs/>
+                <w:lang w:val="en-US" w:eastAsia="zh-CN"/>
+              </w:rPr>
+              <w:t>输出最大电流值</w:t>
+            </w:r>
+          </w:p>
+        </w:tc>
+        <w:tc>
+          <w:tcPr>
+            <w:tcW w:w="1037" w:type="dxa"/>
+          </w:tcPr>
+          <w:p>
+            <w:pPr>
+              <w:jc w:val="left"/>
+              <w:rPr>
+                <w:rFonts w:hint="eastAsia"/>
+                <w:b/>
+                <w:bCs/>
+                <w:lang w:val="en-US" w:eastAsia="zh-CN"/>
+              </w:rPr>
+            </w:pPr>
+            <w:r>
+              <w:rPr>
+                <w:rFonts w:hint="eastAsia"/>
+                <w:b/>
+                <w:bCs/>
+                <w:lang w:val="en-US" w:eastAsia="zh-CN"/>
+              </w:rPr>
+              <w:t>1</w:t>
+            </w:r>
+          </w:p>
+        </w:tc>
+        <w:tc>
+          <w:tcPr>
+            <w:tcW w:w="1888" w:type="dxa"/>
+          </w:tcPr>
+          <w:p>
+            <w:pPr>
+              <w:jc w:val="left"/>
+              <w:rPr>
+                <w:rFonts w:hint="eastAsia"/>
+                <w:b/>
+                <w:bCs/>
+                <w:lang w:val="en-US" w:eastAsia="zh-CN"/>
+              </w:rPr>
+            </w:pPr>
+            <w:r>
+              <w:rPr>
+                <w:rFonts w:hint="eastAsia"/>
+                <w:b/>
+                <w:bCs/>
+                <w:lang w:val="en-US" w:eastAsia="zh-CN"/>
+              </w:rPr>
+              <w:t>06</w:t>
+            </w:r>
+          </w:p>
+        </w:tc>
+        <w:tc>
+          <w:tcPr>
+            <w:tcW w:w="5736" w:type="dxa"/>
+          </w:tcPr>
+          <w:p>
+            <w:pPr>
+              <w:rPr>
+                <w:rFonts w:hint="eastAsia"/>
+                <w:vertAlign w:val="baseline"/>
+                <w:lang w:val="en-US" w:eastAsia="zh-CN"/>
+              </w:rPr>
+            </w:pPr>
+            <w:r>
+              <w:rPr>
+                <w:rFonts w:hint="eastAsia"/>
+                <w:vertAlign w:val="baseline"/>
+                <w:lang w:val="en-US" w:eastAsia="zh-CN"/>
+              </w:rPr>
+              <w:t>06--表示6*1000=6000mA 输出6000mA</w:t>
+            </w:r>
+          </w:p>
+        </w:tc>
+        <w:tc>
+          <w:tcPr>
+            <w:tcW w:w="993" w:type="dxa"/>
+          </w:tcPr>
+          <w:p>
+            <w:pPr>
+              <w:rPr>
+                <w:rFonts w:hint="eastAsia"/>
+                <w:vertAlign w:val="baseline"/>
+                <w:lang w:val="en-US" w:eastAsia="zh-CN"/>
+              </w:rPr>
+            </w:pPr>
+          </w:p>
+        </w:tc>
+      </w:tr>
+      <w:tr>
+        <w:tblPrEx>
+          <w:tblBorders>
+            <w:top w:val="single" w:color="auto" w:sz="4" w:space="0"/>
+            <w:left w:val="single" w:color="auto" w:sz="4" w:space="0"/>
+            <w:bottom w:val="single" w:color="auto" w:sz="4" w:space="0"/>
+            <w:right w:val="single" w:color="auto" w:sz="4" w:space="0"/>
+            <w:insideH w:val="single" w:color="auto" w:sz="4" w:space="0"/>
+            <w:insideV w:val="single" w:color="auto" w:sz="4" w:space="0"/>
+          </w:tblBorders>
+          <w:tblLayout w:type="fixed"/>
+          <w:tblCellMar>
+            <w:top w:w="0" w:type="dxa"/>
+            <w:left w:w="108" w:type="dxa"/>
+            <w:bottom w:w="0" w:type="dxa"/>
+            <w:right w:w="108" w:type="dxa"/>
+          </w:tblCellMar>
+        </w:tblPrEx>
+        <w:tc>
+          <w:tcPr>
+            <w:tcW w:w="820" w:type="dxa"/>
+          </w:tcPr>
+          <w:p>
+            <w:pPr>
+              <w:jc w:val="left"/>
+              <w:rPr>
+                <w:rFonts w:hint="eastAsia"/>
+                <w:b/>
+                <w:bCs/>
+                <w:lang w:val="en-US" w:eastAsia="zh-CN"/>
+              </w:rPr>
+            </w:pPr>
+            <w:r>
+              <w:rPr>
+                <w:rFonts w:hint="eastAsia"/>
+                <w:b/>
+                <w:bCs/>
+                <w:lang w:val="en-US" w:eastAsia="zh-CN"/>
+              </w:rPr>
+              <w:t>1</w:t>
+            </w:r>
+          </w:p>
+        </w:tc>
+        <w:tc>
+          <w:tcPr>
+            <w:tcW w:w="2925" w:type="dxa"/>
+            <w:vAlign w:val="top"/>
+          </w:tcPr>
+          <w:p>
+            <w:pPr>
+              <w:jc w:val="left"/>
+              <w:rPr>
+                <w:rFonts w:hint="eastAsia"/>
+                <w:b/>
+                <w:bCs/>
+                <w:lang w:val="en-US" w:eastAsia="zh-CN"/>
+              </w:rPr>
+            </w:pPr>
+            <w:r>
+              <w:rPr>
+                <w:rFonts w:hint="eastAsia"/>
+                <w:b/>
+                <w:bCs/>
+                <w:lang w:val="en-US" w:eastAsia="zh-CN"/>
+              </w:rPr>
+              <w:t>输出最大电压值</w:t>
+            </w:r>
+          </w:p>
+        </w:tc>
+        <w:tc>
+          <w:tcPr>
+            <w:tcW w:w="1037" w:type="dxa"/>
+          </w:tcPr>
+          <w:p>
+            <w:pPr>
+              <w:jc w:val="left"/>
+              <w:rPr>
+                <w:rFonts w:hint="eastAsia"/>
+                <w:b/>
+                <w:bCs/>
+                <w:lang w:val="en-US" w:eastAsia="zh-CN"/>
+              </w:rPr>
+            </w:pPr>
+            <w:r>
+              <w:rPr>
+                <w:rFonts w:hint="eastAsia"/>
+                <w:b/>
+                <w:bCs/>
+                <w:lang w:val="en-US" w:eastAsia="zh-CN"/>
+              </w:rPr>
+              <w:t>1</w:t>
+            </w:r>
+          </w:p>
+        </w:tc>
+        <w:tc>
+          <w:tcPr>
+            <w:tcW w:w="1888" w:type="dxa"/>
+          </w:tcPr>
+          <w:p>
+            <w:pPr>
+              <w:jc w:val="left"/>
+              <w:rPr>
+                <w:rFonts w:hint="eastAsia"/>
+                <w:b/>
+                <w:bCs/>
+                <w:lang w:val="en-US" w:eastAsia="zh-CN"/>
+              </w:rPr>
+            </w:pPr>
+            <w:r>
+              <w:rPr>
+                <w:rFonts w:hint="eastAsia"/>
+                <w:b/>
+                <w:bCs/>
+                <w:lang w:val="en-US" w:eastAsia="zh-CN"/>
+              </w:rPr>
+              <w:t>05</w:t>
+            </w:r>
+          </w:p>
+        </w:tc>
+        <w:tc>
+          <w:tcPr>
+            <w:tcW w:w="5736" w:type="dxa"/>
+          </w:tcPr>
+          <w:p>
+            <w:pPr>
+              <w:rPr>
+                <w:rFonts w:hint="eastAsia"/>
+                <w:vertAlign w:val="baseline"/>
+                <w:lang w:val="en-US" w:eastAsia="zh-CN"/>
+              </w:rPr>
+            </w:pPr>
+            <w:r>
+              <w:rPr>
+                <w:rFonts w:hint="eastAsia"/>
+                <w:vertAlign w:val="baseline"/>
+                <w:lang w:val="en-US" w:eastAsia="zh-CN"/>
+              </w:rPr>
+              <w:t>05--表示5*1000=5000mV 输出5000mV</w:t>
+            </w:r>
+          </w:p>
+        </w:tc>
+        <w:tc>
+          <w:tcPr>
+            <w:tcW w:w="993" w:type="dxa"/>
+          </w:tcPr>
+          <w:p>
+            <w:pPr>
+              <w:rPr>
+                <w:rFonts w:hint="eastAsia"/>
+                <w:vertAlign w:val="baseline"/>
+                <w:lang w:val="en-US" w:eastAsia="zh-CN"/>
+              </w:rPr>
+            </w:pPr>
+          </w:p>
+        </w:tc>
+      </w:tr>
+      <w:tr>
+        <w:tblPrEx>
+          <w:tblBorders>
+            <w:top w:val="single" w:color="auto" w:sz="4" w:space="0"/>
+            <w:left w:val="single" w:color="auto" w:sz="4" w:space="0"/>
+            <w:bottom w:val="single" w:color="auto" w:sz="4" w:space="0"/>
+            <w:right w:val="single" w:color="auto" w:sz="4" w:space="0"/>
+            <w:insideH w:val="single" w:color="auto" w:sz="4" w:space="0"/>
+            <w:insideV w:val="single" w:color="auto" w:sz="4" w:space="0"/>
+          </w:tblBorders>
+          <w:tblLayout w:type="fixed"/>
+          <w:tblCellMar>
+            <w:top w:w="0" w:type="dxa"/>
+            <w:left w:w="108" w:type="dxa"/>
+            <w:bottom w:w="0" w:type="dxa"/>
+            <w:right w:w="108" w:type="dxa"/>
+          </w:tblCellMar>
+        </w:tblPrEx>
+        <w:tc>
+          <w:tcPr>
+            <w:tcW w:w="820" w:type="dxa"/>
+          </w:tcPr>
+          <w:p>
+            <w:pPr>
+              <w:jc w:val="left"/>
+              <w:rPr>
+                <w:rFonts w:hint="eastAsia" w:eastAsiaTheme="minorEastAsia"/>
+                <w:b/>
+                <w:bCs/>
+                <w:color w:val="00B050"/>
+                <w:lang w:val="en-US" w:eastAsia="zh-CN"/>
+              </w:rPr>
+            </w:pPr>
+            <w:r>
+              <w:rPr>
+                <w:rFonts w:hint="eastAsia"/>
+                <w:b/>
+                <w:bCs/>
+                <w:color w:val="00B050"/>
+                <w:lang w:val="en-US" w:eastAsia="zh-CN"/>
+              </w:rPr>
+              <w:t>2</w:t>
+            </w:r>
+          </w:p>
+        </w:tc>
+        <w:tc>
+          <w:tcPr>
+            <w:tcW w:w="2925" w:type="dxa"/>
+            <w:vAlign w:val="top"/>
+          </w:tcPr>
+          <w:p>
+            <w:pPr>
+              <w:jc w:val="left"/>
+              <w:rPr>
+                <w:rFonts w:hint="eastAsia"/>
+                <w:b/>
+                <w:bCs/>
+                <w:lang w:val="en-US" w:eastAsia="zh-CN"/>
+              </w:rPr>
+            </w:pPr>
+            <w:r>
+              <w:rPr>
+                <w:rFonts w:hint="eastAsia"/>
+                <w:b/>
+                <w:bCs/>
+                <w:lang w:val="en-US" w:eastAsia="zh-CN"/>
+              </w:rPr>
+              <w:t>软件版本</w:t>
+            </w:r>
+          </w:p>
+        </w:tc>
+        <w:tc>
+          <w:tcPr>
+            <w:tcW w:w="1037" w:type="dxa"/>
+          </w:tcPr>
+          <w:p>
+            <w:pPr>
+              <w:jc w:val="left"/>
+              <w:rPr>
+                <w:rFonts w:hint="eastAsia"/>
+                <w:b/>
+                <w:bCs/>
+                <w:lang w:val="en-US" w:eastAsia="zh-CN"/>
+              </w:rPr>
+            </w:pPr>
+            <w:r>
+              <w:rPr>
+                <w:rFonts w:hint="eastAsia"/>
+                <w:b/>
+                <w:bCs/>
+                <w:lang w:val="en-US" w:eastAsia="zh-CN"/>
+              </w:rPr>
+              <w:t>1</w:t>
+            </w:r>
+          </w:p>
+        </w:tc>
+        <w:tc>
+          <w:tcPr>
+            <w:tcW w:w="1888" w:type="dxa"/>
+          </w:tcPr>
+          <w:p>
+            <w:pPr>
+              <w:jc w:val="left"/>
+              <w:rPr>
+                <w:rFonts w:hint="eastAsia"/>
+                <w:b/>
+                <w:bCs/>
+                <w:lang w:val="en-US" w:eastAsia="zh-CN"/>
+              </w:rPr>
+            </w:pPr>
+            <w:r>
+              <w:rPr>
+                <w:rFonts w:hint="eastAsia"/>
+                <w:b/>
+                <w:bCs/>
+                <w:lang w:val="en-US" w:eastAsia="zh-CN"/>
+              </w:rPr>
+              <w:t>0x8C</w:t>
+            </w:r>
+          </w:p>
+        </w:tc>
+        <w:tc>
+          <w:tcPr>
+            <w:tcW w:w="5736" w:type="dxa"/>
+          </w:tcPr>
+          <w:p>
+            <w:pPr>
+              <w:rPr>
+                <w:rFonts w:hint="eastAsia"/>
+                <w:vertAlign w:val="baseline"/>
+                <w:lang w:val="en-US" w:eastAsia="zh-CN"/>
+              </w:rPr>
+            </w:pPr>
+            <w:r>
+              <w:rPr>
+                <w:rFonts w:hint="eastAsia"/>
+                <w:vertAlign w:val="baseline"/>
+                <w:lang w:val="en-US" w:eastAsia="zh-CN"/>
+              </w:rPr>
+              <w:t>0x85表示13.3</w:t>
+            </w:r>
+          </w:p>
+        </w:tc>
+        <w:tc>
+          <w:tcPr>
+            <w:tcW w:w="993" w:type="dxa"/>
+          </w:tcPr>
+          <w:p>
+            <w:pPr>
+              <w:rPr>
+                <w:rFonts w:hint="eastAsia"/>
+                <w:vertAlign w:val="baseline"/>
+                <w:lang w:val="en-US" w:eastAsia="zh-CN"/>
+              </w:rPr>
+            </w:pPr>
+          </w:p>
+        </w:tc>
+      </w:tr>
+      <w:tr>
+        <w:tblPrEx>
+          <w:tblBorders>
+            <w:top w:val="single" w:color="auto" w:sz="4" w:space="0"/>
+            <w:left w:val="single" w:color="auto" w:sz="4" w:space="0"/>
+            <w:bottom w:val="single" w:color="auto" w:sz="4" w:space="0"/>
+            <w:right w:val="single" w:color="auto" w:sz="4" w:space="0"/>
+            <w:insideH w:val="single" w:color="auto" w:sz="4" w:space="0"/>
+            <w:insideV w:val="single" w:color="auto" w:sz="4" w:space="0"/>
+          </w:tblBorders>
+          <w:tblLayout w:type="fixed"/>
+          <w:tblCellMar>
+            <w:top w:w="0" w:type="dxa"/>
+            <w:left w:w="108" w:type="dxa"/>
+            <w:bottom w:w="0" w:type="dxa"/>
+            <w:right w:w="108" w:type="dxa"/>
+          </w:tblCellMar>
+        </w:tblPrEx>
+        <w:tc>
+          <w:tcPr>
+            <w:tcW w:w="820" w:type="dxa"/>
+          </w:tcPr>
+          <w:p>
+            <w:pPr>
+              <w:jc w:val="left"/>
+              <w:rPr>
+                <w:rFonts w:hint="eastAsia"/>
+                <w:b/>
+                <w:bCs/>
+                <w:color w:val="00B050"/>
+                <w:lang w:val="en-US" w:eastAsia="zh-CN"/>
+              </w:rPr>
+            </w:pPr>
+            <w:r>
+              <w:rPr>
+                <w:rFonts w:hint="eastAsia"/>
+                <w:b/>
+                <w:bCs/>
+                <w:color w:val="00B050"/>
+                <w:lang w:val="en-US" w:eastAsia="zh-CN"/>
+              </w:rPr>
+              <w:t>3</w:t>
+            </w:r>
+          </w:p>
+        </w:tc>
+        <w:tc>
+          <w:tcPr>
+            <w:tcW w:w="2925" w:type="dxa"/>
+            <w:vAlign w:val="top"/>
+          </w:tcPr>
+          <w:p>
+            <w:pPr>
+              <w:jc w:val="left"/>
+              <w:rPr>
+                <w:rFonts w:hint="eastAsia" w:eastAsiaTheme="minorEastAsia"/>
+                <w:i/>
+                <w:sz w:val="21"/>
+                <w:lang w:val="en-US" w:eastAsia="zh-CN"/>
+              </w:rPr>
+            </w:pPr>
+            <w:r>
+              <w:rPr>
+                <w:rFonts w:hint="eastAsia"/>
+                <w:i/>
+                <w:sz w:val="21"/>
+                <w:lang w:val="en-US" w:eastAsia="zh-CN"/>
+              </w:rPr>
+              <w:t>一块下位机通道数量</w:t>
+            </w:r>
+          </w:p>
+        </w:tc>
+        <w:tc>
+          <w:tcPr>
+            <w:tcW w:w="1037" w:type="dxa"/>
+          </w:tcPr>
+          <w:p>
+            <w:pPr>
+              <w:jc w:val="left"/>
+              <w:rPr>
+                <w:rFonts w:hint="eastAsia" w:eastAsiaTheme="minorEastAsia"/>
+                <w:i/>
+                <w:sz w:val="21"/>
+                <w:lang w:val="en-US" w:eastAsia="zh-CN"/>
+              </w:rPr>
+            </w:pPr>
+            <w:r>
+              <w:rPr>
+                <w:rFonts w:hint="eastAsia"/>
+                <w:i/>
+                <w:sz w:val="21"/>
+                <w:lang w:val="en-US" w:eastAsia="zh-CN"/>
+              </w:rPr>
+              <w:t>1</w:t>
+            </w:r>
+          </w:p>
+        </w:tc>
+        <w:tc>
+          <w:tcPr>
+            <w:tcW w:w="1888" w:type="dxa"/>
+          </w:tcPr>
+          <w:p>
+            <w:pPr>
+              <w:jc w:val="left"/>
+              <w:rPr>
+                <w:rFonts w:hint="eastAsia"/>
+                <w:i/>
+                <w:sz w:val="21"/>
+                <w:lang w:val="en-US" w:eastAsia="zh-CN"/>
+              </w:rPr>
+            </w:pPr>
+            <w:r>
+              <w:rPr>
+                <w:rFonts w:hint="eastAsia"/>
+                <w:i/>
+                <w:sz w:val="21"/>
+                <w:lang w:val="en-US" w:eastAsia="zh-CN"/>
+              </w:rPr>
+              <w:t>0x10</w:t>
+            </w:r>
+          </w:p>
+        </w:tc>
+        <w:tc>
+          <w:tcPr>
+            <w:tcW w:w="5736" w:type="dxa"/>
+          </w:tcPr>
+          <w:p>
+            <w:pPr>
+              <w:rPr>
+                <w:rFonts w:hint="eastAsia" w:eastAsiaTheme="minorEastAsia"/>
+                <w:b/>
+                <w:bCs/>
+                <w:lang w:val="en-US" w:eastAsia="zh-CN"/>
+              </w:rPr>
+            </w:pPr>
+            <w:r>
+              <w:rPr>
+                <w:rFonts w:hint="eastAsia"/>
+                <w:color w:val="auto"/>
+                <w:lang w:val="en-US" w:eastAsia="zh-CN"/>
+              </w:rPr>
+              <w:t>0x10--16通道</w:t>
+            </w:r>
+          </w:p>
+        </w:tc>
+        <w:tc>
+          <w:tcPr>
+            <w:tcW w:w="993" w:type="dxa"/>
+          </w:tcPr>
+          <w:p>
+            <w:pPr>
+              <w:rPr>
+                <w:rFonts w:hint="eastAsia"/>
+                <w:vertAlign w:val="baseline"/>
+                <w:lang w:val="en-US" w:eastAsia="zh-CN"/>
+              </w:rPr>
+            </w:pPr>
+          </w:p>
+        </w:tc>
+      </w:tr>
+      <w:tr>
+        <w:tblPrEx>
+          <w:tblBorders>
+            <w:top w:val="single" w:color="auto" w:sz="4" w:space="0"/>
+            <w:left w:val="single" w:color="auto" w:sz="4" w:space="0"/>
+            <w:bottom w:val="single" w:color="auto" w:sz="4" w:space="0"/>
+            <w:right w:val="single" w:color="auto" w:sz="4" w:space="0"/>
+            <w:insideH w:val="single" w:color="auto" w:sz="4" w:space="0"/>
+            <w:insideV w:val="single" w:color="auto" w:sz="4" w:space="0"/>
+          </w:tblBorders>
+          <w:tblLayout w:type="fixed"/>
+          <w:tblCellMar>
+            <w:top w:w="0" w:type="dxa"/>
+            <w:left w:w="108" w:type="dxa"/>
+            <w:bottom w:w="0" w:type="dxa"/>
+            <w:right w:w="108" w:type="dxa"/>
+          </w:tblCellMar>
+        </w:tblPrEx>
+        <w:tc>
+          <w:tcPr>
+            <w:tcW w:w="820" w:type="dxa"/>
+          </w:tcPr>
+          <w:p>
+            <w:pPr>
+              <w:jc w:val="left"/>
+              <w:rPr>
+                <w:rFonts w:hint="eastAsia"/>
+                <w:b/>
+                <w:bCs/>
+                <w:color w:val="00B050"/>
+                <w:lang w:val="en-US" w:eastAsia="zh-CN"/>
+              </w:rPr>
+            </w:pPr>
+            <w:r>
+              <w:rPr>
+                <w:rFonts w:hint="eastAsia"/>
+                <w:b/>
+                <w:bCs/>
+                <w:color w:val="00B050"/>
+                <w:lang w:val="en-US" w:eastAsia="zh-CN"/>
+              </w:rPr>
+              <w:t>4</w:t>
+            </w:r>
+          </w:p>
+        </w:tc>
+        <w:tc>
+          <w:tcPr>
+            <w:tcW w:w="2925" w:type="dxa"/>
+            <w:vAlign w:val="top"/>
+          </w:tcPr>
+          <w:p>
+            <w:pPr>
+              <w:jc w:val="left"/>
+              <w:rPr>
+                <w:i/>
+                <w:color w:val="FF0000"/>
+                <w:sz w:val="21"/>
+              </w:rPr>
+            </w:pPr>
+          </w:p>
+        </w:tc>
+        <w:tc>
+          <w:tcPr>
+            <w:tcW w:w="1037" w:type="dxa"/>
+          </w:tcPr>
+          <w:p>
+            <w:pPr>
+              <w:jc w:val="left"/>
+              <w:rPr>
+                <w:rFonts w:hint="eastAsia" w:eastAsiaTheme="minorEastAsia"/>
+                <w:i/>
+                <w:color w:val="FF0000"/>
+                <w:sz w:val="21"/>
+                <w:lang w:val="en-US" w:eastAsia="zh-CN"/>
+              </w:rPr>
+            </w:pPr>
+          </w:p>
+        </w:tc>
+        <w:tc>
+          <w:tcPr>
+            <w:tcW w:w="1888" w:type="dxa"/>
+          </w:tcPr>
+          <w:p>
+            <w:pPr>
+              <w:jc w:val="left"/>
+              <w:rPr>
+                <w:rFonts w:hint="eastAsia" w:eastAsiaTheme="minorEastAsia"/>
+                <w:i/>
+                <w:color w:val="FF0000"/>
+                <w:sz w:val="21"/>
+                <w:lang w:val="en-US" w:eastAsia="zh-CN"/>
+              </w:rPr>
+            </w:pPr>
+          </w:p>
+        </w:tc>
+        <w:tc>
+          <w:tcPr>
+            <w:tcW w:w="5736" w:type="dxa"/>
+          </w:tcPr>
+          <w:p>
+            <w:pPr>
+              <w:rPr>
+                <w:rFonts w:hint="eastAsia"/>
+                <w:b/>
+                <w:bCs/>
+                <w:lang w:val="en-US" w:eastAsia="zh-CN"/>
+              </w:rPr>
+            </w:pPr>
+          </w:p>
+        </w:tc>
+        <w:tc>
+          <w:tcPr>
+            <w:tcW w:w="993" w:type="dxa"/>
+          </w:tcPr>
+          <w:p>
+            <w:pPr>
+              <w:rPr>
+                <w:rFonts w:hint="eastAsia"/>
+                <w:vertAlign w:val="baseline"/>
+                <w:lang w:val="en-US" w:eastAsia="zh-CN"/>
+              </w:rPr>
+            </w:pPr>
+          </w:p>
+        </w:tc>
+      </w:tr>
+    </w:tbl>
     <w:p/>
     <w:sectPr>
       <w:pgSz w:w="16783" w:h="23757"/>

--- a/文档/调试下位机与中位机通讯协议.docx
+++ b/文档/调试下位机与中位机通讯协议.docx
@@ -6838,12 +6838,6 @@
                   <w:insideV w:val="single" w:color="auto" w:sz="4" w:space="0"/>
                 </w:tblBorders>
                 <w:tblLayout w:type="fixed"/>
-                <w:tblCellMar>
-                  <w:top w:w="0" w:type="dxa"/>
-                  <w:left w:w="108" w:type="dxa"/>
-                  <w:bottom w:w="0" w:type="dxa"/>
-                  <w:right w:w="108" w:type="dxa"/>
-                </w:tblCellMar>
               </w:tblPrEx>
               <w:tc>
                 <w:tcPr>
@@ -10294,6 +10288,14 @@
             </w:tr>
             <w:tr>
               <w:tblPrEx>
+                <w:tblBorders>
+                  <w:top w:val="single" w:color="auto" w:sz="4" w:space="0"/>
+                  <w:left w:val="single" w:color="auto" w:sz="4" w:space="0"/>
+                  <w:bottom w:val="single" w:color="auto" w:sz="4" w:space="0"/>
+                  <w:right w:val="single" w:color="auto" w:sz="4" w:space="0"/>
+                  <w:insideH w:val="single" w:color="auto" w:sz="4" w:space="0"/>
+                  <w:insideV w:val="single" w:color="auto" w:sz="4" w:space="0"/>
+                </w:tblBorders>
                 <w:tblLayout w:type="fixed"/>
                 <w:tblCellMar>
                   <w:top w:w="0" w:type="dxa"/>
@@ -13106,6 +13108,12 @@
                   <w:insideV w:val="single" w:color="auto" w:sz="4" w:space="0"/>
                 </w:tblBorders>
                 <w:tblLayout w:type="fixed"/>
+                <w:tblCellMar>
+                  <w:top w:w="0" w:type="dxa"/>
+                  <w:left w:w="108" w:type="dxa"/>
+                  <w:bottom w:w="0" w:type="dxa"/>
+                  <w:right w:w="108" w:type="dxa"/>
+                </w:tblCellMar>
               </w:tblPrEx>
               <w:trPr>
                 <w:trHeight w:val="300" w:hRule="atLeast"/>
@@ -23670,6 +23678,7 @@
         </w:rPr>
         <w:t xml:space="preserve">  00042688         000.000.281             接收       001C04FF        DATA    EXTENDED    8      FF FF FF FF </w:t>
       </w:r>
+      <w:bookmarkStart w:id="1" w:name="_GoBack"/>
       <w:r>
         <w:rPr>
           <w:rFonts w:hint="eastAsia"/>
@@ -23695,7 +23704,15 @@
           <w:rFonts w:hint="eastAsia"/>
           <w:color w:val="FF0000"/>
         </w:rPr>
-        <w:t xml:space="preserve"> 00</w:t>
+        <w:t xml:space="preserve"> 0</w:t>
+      </w:r>
+      <w:bookmarkEnd w:id="1"/>
+      <w:r>
+        <w:rPr>
+          <w:rFonts w:hint="eastAsia"/>
+          <w:color w:val="FF0000"/>
+        </w:rPr>
+        <w:t>0</w:t>
       </w:r>
       <w:r>
         <w:rPr>
@@ -24232,8 +24249,7 @@
             <w:pPr>
               <w:rPr>
                 <w:rFonts w:hint="eastAsia"/>
-                <w:b/>
-                <w:bCs/>
+                <w:vertAlign w:val="baseline"/>
                 <w:lang w:val="en-US" w:eastAsia="zh-CN"/>
               </w:rPr>
             </w:pPr>
@@ -24250,15 +24266,6 @@
               </w:rPr>
               <w:t>---表示129个字节</w:t>
             </w:r>
-          </w:p>
-          <w:p>
-            <w:pPr>
-              <w:rPr>
-                <w:rFonts w:hint="eastAsia"/>
-                <w:vertAlign w:val="baseline"/>
-                <w:lang w:val="en-US" w:eastAsia="zh-CN"/>
-              </w:rPr>
-            </w:pPr>
           </w:p>
         </w:tc>
         <w:tc>
@@ -25753,6 +25760,14 @@
       </w:tr>
       <w:tr>
         <w:tblPrEx>
+          <w:tblBorders>
+            <w:top w:val="single" w:color="auto" w:sz="4" w:space="0"/>
+            <w:left w:val="single" w:color="auto" w:sz="4" w:space="0"/>
+            <w:bottom w:val="single" w:color="auto" w:sz="4" w:space="0"/>
+            <w:right w:val="single" w:color="auto" w:sz="4" w:space="0"/>
+            <w:insideH w:val="single" w:color="auto" w:sz="4" w:space="0"/>
+            <w:insideV w:val="single" w:color="auto" w:sz="4" w:space="0"/>
+          </w:tblBorders>
           <w:tblLayout w:type="fixed"/>
           <w:tblCellMar>
             <w:top w:w="0" w:type="dxa"/>
@@ -28147,10 +28162,7 @@
         <w:t>----连接下位机命令：</w:t>
       </w:r>
     </w:p>
-    <w:p>
-      <w:bookmarkStart w:id="1" w:name="_GoBack"/>
-      <w:bookmarkEnd w:id="1"/>
-    </w:p>
+    <w:p/>
     <w:p/>
     <w:p>
       <w:pPr>

--- a/文档/调试下位机与中位机通讯协议.docx
+++ b/文档/调试下位机与中位机通讯协议.docx
@@ -4369,12 +4369,6 @@
                   <w:insideV w:val="single" w:color="auto" w:sz="4" w:space="0"/>
                 </w:tblBorders>
                 <w:tblLayout w:type="fixed"/>
-                <w:tblCellMar>
-                  <w:top w:w="0" w:type="dxa"/>
-                  <w:left w:w="108" w:type="dxa"/>
-                  <w:bottom w:w="0" w:type="dxa"/>
-                  <w:right w:w="108" w:type="dxa"/>
-                </w:tblCellMar>
               </w:tblPrEx>
               <w:tc>
                 <w:tcPr>
@@ -5820,12 +5814,6 @@
                   <w:insideV w:val="single" w:color="auto" w:sz="4" w:space="0"/>
                 </w:tblBorders>
                 <w:tblLayout w:type="fixed"/>
-                <w:tblCellMar>
-                  <w:top w:w="0" w:type="dxa"/>
-                  <w:left w:w="108" w:type="dxa"/>
-                  <w:bottom w:w="0" w:type="dxa"/>
-                  <w:right w:w="108" w:type="dxa"/>
-                </w:tblCellMar>
               </w:tblPrEx>
               <w:tc>
                 <w:tcPr>
@@ -6838,6 +6826,12 @@
                   <w:insideV w:val="single" w:color="auto" w:sz="4" w:space="0"/>
                 </w:tblBorders>
                 <w:tblLayout w:type="fixed"/>
+                <w:tblCellMar>
+                  <w:top w:w="0" w:type="dxa"/>
+                  <w:left w:w="108" w:type="dxa"/>
+                  <w:bottom w:w="0" w:type="dxa"/>
+                  <w:right w:w="108" w:type="dxa"/>
+                </w:tblCellMar>
               </w:tblPrEx>
               <w:tc>
                 <w:tcPr>
@@ -19972,14 +19966,6 @@
       </w:tr>
       <w:tr>
         <w:tblPrEx>
-          <w:tblBorders>
-            <w:top w:val="single" w:color="auto" w:sz="4" w:space="0"/>
-            <w:left w:val="single" w:color="auto" w:sz="4" w:space="0"/>
-            <w:bottom w:val="single" w:color="auto" w:sz="4" w:space="0"/>
-            <w:right w:val="single" w:color="auto" w:sz="4" w:space="0"/>
-            <w:insideH w:val="single" w:color="auto" w:sz="4" w:space="0"/>
-            <w:insideV w:val="single" w:color="auto" w:sz="4" w:space="0"/>
-          </w:tblBorders>
           <w:tblLayout w:type="fixed"/>
           <w:tblCellMar>
             <w:top w:w="0" w:type="dxa"/>
@@ -22444,6 +22430,21 @@
                       <w:rFonts w:hint="eastAsia"/>
                       <w:vertAlign w:val="baseline"/>
                     </w:rPr>
+                    <w:t>//部分通道启动工步</w:t>
+                  </w:r>
+                </w:p>
+                <w:p>
+                  <w:pPr>
+                    <w:rPr>
+                      <w:rFonts w:hint="eastAsia"/>
+                      <w:vertAlign w:val="baseline"/>
+                    </w:rPr>
+                  </w:pPr>
+                  <w:r>
+                    <w:rPr>
+                      <w:rFonts w:hint="eastAsia"/>
+                      <w:vertAlign w:val="baseline"/>
+                    </w:rPr>
                     <w:tab/>
                   </w:r>
                   <w:r>
@@ -22451,16 +22452,8 @@
                       <w:rFonts w:hint="eastAsia"/>
                       <w:vertAlign w:val="baseline"/>
                     </w:rPr>
-                    <w:t>//部分通道启动工步</w:t>
-                  </w:r>
-                </w:p>
-                <w:p>
-                  <w:pPr>
-                    <w:rPr>
-                      <w:rFonts w:hint="eastAsia"/>
-                      <w:vertAlign w:val="baseline"/>
-                    </w:rPr>
-                  </w:pPr>
+                    <w:t>EMTOSCMD_StopWorkStep,</w:t>
+                  </w:r>
                   <w:r>
                     <w:rPr>
                       <w:rFonts w:hint="eastAsia"/>
@@ -22473,13 +22466,6 @@
                       <w:rFonts w:hint="eastAsia"/>
                       <w:vertAlign w:val="baseline"/>
                     </w:rPr>
-                    <w:t>EMTOSCMD_StopWorkStep,</w:t>
-                  </w:r>
-                  <w:r>
-                    <w:rPr>
-                      <w:rFonts w:hint="eastAsia"/>
-                      <w:vertAlign w:val="baseline"/>
-                    </w:rPr>
                     <w:tab/>
                   </w:r>
                   <w:r>
@@ -22487,6 +22473,29 @@
                       <w:rFonts w:hint="eastAsia"/>
                       <w:vertAlign w:val="baseline"/>
                     </w:rPr>
+                    <w:t>//停止工步</w:t>
+                  </w:r>
+                  <w:r>
+                    <w:rPr>
+                      <w:rFonts w:hint="eastAsia"/>
+                      <w:vertAlign w:val="baseline"/>
+                      <w:lang w:val="en-US" w:eastAsia="zh-CN"/>
+                    </w:rPr>
+                    <w:t>7</w:t>
+                  </w:r>
+                </w:p>
+                <w:p>
+                  <w:pPr>
+                    <w:rPr>
+                      <w:rFonts w:hint="eastAsia"/>
+                      <w:vertAlign w:val="baseline"/>
+                    </w:rPr>
+                  </w:pPr>
+                  <w:r>
+                    <w:rPr>
+                      <w:rFonts w:hint="eastAsia"/>
+                      <w:vertAlign w:val="baseline"/>
+                    </w:rPr>
                     <w:tab/>
                   </w:r>
                   <w:r>
@@ -22494,24 +22503,8 @@
                       <w:rFonts w:hint="eastAsia"/>
                       <w:vertAlign w:val="baseline"/>
                     </w:rPr>
-                    <w:t>//停止工步</w:t>
-                  </w:r>
-                  <w:r>
-                    <w:rPr>
-                      <w:rFonts w:hint="eastAsia"/>
-                      <w:vertAlign w:val="baseline"/>
-                      <w:lang w:val="en-US" w:eastAsia="zh-CN"/>
-                    </w:rPr>
-                    <w:t>7</w:t>
-                  </w:r>
-                </w:p>
-                <w:p>
-                  <w:pPr>
-                    <w:rPr>
-                      <w:rFonts w:hint="eastAsia"/>
-                      <w:vertAlign w:val="baseline"/>
-                    </w:rPr>
-                  </w:pPr>
+                    <w:t>EMTOSCMD_PauseWorkStep,</w:t>
+                  </w:r>
                   <w:r>
                     <w:rPr>
                       <w:rFonts w:hint="eastAsia"/>
@@ -22524,13 +22517,6 @@
                       <w:rFonts w:hint="eastAsia"/>
                       <w:vertAlign w:val="baseline"/>
                     </w:rPr>
-                    <w:t>EMTOSCMD_PauseWorkStep,</w:t>
-                  </w:r>
-                  <w:r>
-                    <w:rPr>
-                      <w:rFonts w:hint="eastAsia"/>
-                      <w:vertAlign w:val="baseline"/>
-                    </w:rPr>
                     <w:tab/>
                   </w:r>
                   <w:r>
@@ -22538,6 +22524,29 @@
                       <w:rFonts w:hint="eastAsia"/>
                       <w:vertAlign w:val="baseline"/>
                     </w:rPr>
+                    <w:t>//暂定工步</w:t>
+                  </w:r>
+                  <w:r>
+                    <w:rPr>
+                      <w:rFonts w:hint="eastAsia"/>
+                      <w:vertAlign w:val="baseline"/>
+                      <w:lang w:val="en-US" w:eastAsia="zh-CN"/>
+                    </w:rPr>
+                    <w:t xml:space="preserve"> 8</w:t>
+                  </w:r>
+                </w:p>
+                <w:p>
+                  <w:pPr>
+                    <w:rPr>
+                      <w:rFonts w:hint="eastAsia"/>
+                      <w:vertAlign w:val="baseline"/>
+                    </w:rPr>
+                  </w:pPr>
+                  <w:r>
+                    <w:rPr>
+                      <w:rFonts w:hint="eastAsia"/>
+                      <w:vertAlign w:val="baseline"/>
+                    </w:rPr>
                     <w:tab/>
                   </w:r>
                   <w:r>
@@ -22545,24 +22554,8 @@
                       <w:rFonts w:hint="eastAsia"/>
                       <w:vertAlign w:val="baseline"/>
                     </w:rPr>
-                    <w:t>//暂定工步</w:t>
-                  </w:r>
-                  <w:r>
-                    <w:rPr>
-                      <w:rFonts w:hint="eastAsia"/>
-                      <w:vertAlign w:val="baseline"/>
-                      <w:lang w:val="en-US" w:eastAsia="zh-CN"/>
-                    </w:rPr>
-                    <w:t xml:space="preserve"> 8</w:t>
-                  </w:r>
-                </w:p>
-                <w:p>
-                  <w:pPr>
-                    <w:rPr>
-                      <w:rFonts w:hint="eastAsia"/>
-                      <w:vertAlign w:val="baseline"/>
-                    </w:rPr>
-                  </w:pPr>
+                    <w:t>EMTOSCMD_ContinueWorkStep,</w:t>
+                  </w:r>
                   <w:r>
                     <w:rPr>
                       <w:rFonts w:hint="eastAsia"/>
@@ -22575,8 +22568,16 @@
                       <w:rFonts w:hint="eastAsia"/>
                       <w:vertAlign w:val="baseline"/>
                     </w:rPr>
-                    <w:t>EMTOSCMD_ContinueWorkStep,</w:t>
-                  </w:r>
+                    <w:t>//继续工步</w:t>
+                  </w:r>
+                </w:p>
+                <w:p>
+                  <w:pPr>
+                    <w:rPr>
+                      <w:rFonts w:hint="eastAsia"/>
+                      <w:vertAlign w:val="baseline"/>
+                    </w:rPr>
+                  </w:pPr>
                   <w:r>
                     <w:rPr>
                       <w:rFonts w:hint="eastAsia"/>
@@ -22589,16 +22590,8 @@
                       <w:rFonts w:hint="eastAsia"/>
                       <w:vertAlign w:val="baseline"/>
                     </w:rPr>
-                    <w:t>//继续工步</w:t>
-                  </w:r>
-                </w:p>
-                <w:p>
-                  <w:pPr>
-                    <w:rPr>
-                      <w:rFonts w:hint="eastAsia"/>
-                      <w:vertAlign w:val="baseline"/>
-                    </w:rPr>
-                  </w:pPr>
+                    <w:t>EMTOSCMD_JumpWorkStep,</w:t>
+                  </w:r>
                   <w:r>
                     <w:rPr>
                       <w:rFonts w:hint="eastAsia"/>
@@ -22611,13 +22604,6 @@
                       <w:rFonts w:hint="eastAsia"/>
                       <w:vertAlign w:val="baseline"/>
                     </w:rPr>
-                    <w:t>EMTOSCMD_JumpWorkStep,</w:t>
-                  </w:r>
-                  <w:r>
-                    <w:rPr>
-                      <w:rFonts w:hint="eastAsia"/>
-                      <w:vertAlign w:val="baseline"/>
-                    </w:rPr>
                     <w:tab/>
                   </w:r>
                   <w:r>
@@ -22625,6 +22611,21 @@
                       <w:rFonts w:hint="eastAsia"/>
                       <w:vertAlign w:val="baseline"/>
                     </w:rPr>
+                    <w:t>//工步跳转</w:t>
+                  </w:r>
+                </w:p>
+                <w:p>
+                  <w:pPr>
+                    <w:rPr>
+                      <w:rFonts w:hint="eastAsia"/>
+                      <w:vertAlign w:val="baseline"/>
+                    </w:rPr>
+                  </w:pPr>
+                  <w:r>
+                    <w:rPr>
+                      <w:rFonts w:hint="eastAsia"/>
+                      <w:vertAlign w:val="baseline"/>
+                    </w:rPr>
                     <w:tab/>
                   </w:r>
                   <w:r>
@@ -22632,16 +22633,8 @@
                       <w:rFonts w:hint="eastAsia"/>
                       <w:vertAlign w:val="baseline"/>
                     </w:rPr>
-                    <w:t>//工步跳转</w:t>
-                  </w:r>
-                </w:p>
-                <w:p>
-                  <w:pPr>
-                    <w:rPr>
-                      <w:rFonts w:hint="eastAsia"/>
-                      <w:vertAlign w:val="baseline"/>
-                    </w:rPr>
-                  </w:pPr>
+                    <w:t>EMTOSCMD_StopWorkStepw,</w:t>
+                  </w:r>
                   <w:r>
                     <w:rPr>
                       <w:rFonts w:hint="eastAsia"/>
@@ -22654,13 +22647,6 @@
                       <w:rFonts w:hint="eastAsia"/>
                       <w:vertAlign w:val="baseline"/>
                     </w:rPr>
-                    <w:t>EMTOSCMD_StopWorkStepw,</w:t>
-                  </w:r>
-                  <w:r>
-                    <w:rPr>
-                      <w:rFonts w:hint="eastAsia"/>
-                      <w:vertAlign w:val="baseline"/>
-                    </w:rPr>
                     <w:tab/>
                   </w:r>
                   <w:r>
@@ -22668,15 +22654,23 @@
                       <w:rFonts w:hint="eastAsia"/>
                       <w:vertAlign w:val="baseline"/>
                     </w:rPr>
+                    <w:t>//部分通道停止停止工步</w:t>
+                  </w:r>
+                </w:p>
+                <w:p>
+                  <w:pPr>
+                    <w:rPr>
+                      <w:rFonts w:hint="eastAsia"/>
+                      <w:vertAlign w:val="baseline"/>
+                    </w:rPr>
+                  </w:pPr>
+                  <w:r>
+                    <w:rPr>
+                      <w:rFonts w:hint="eastAsia"/>
+                      <w:vertAlign w:val="baseline"/>
+                    </w:rPr>
                     <w:tab/>
                   </w:r>
-                  <w:r>
-                    <w:rPr>
-                      <w:rFonts w:hint="eastAsia"/>
-                      <w:vertAlign w:val="baseline"/>
-                    </w:rPr>
-                    <w:t>//部分通道停止停止工步</w:t>
-                  </w:r>
                 </w:p>
                 <w:p>
                   <w:pPr>
@@ -22692,14 +22686,13 @@
                     </w:rPr>
                     <w:tab/>
                   </w:r>
-                </w:p>
-                <w:p>
-                  <w:pPr>
-                    <w:rPr>
-                      <w:rFonts w:hint="eastAsia"/>
-                      <w:vertAlign w:val="baseline"/>
-                    </w:rPr>
-                  </w:pPr>
+                  <w:r>
+                    <w:rPr>
+                      <w:rFonts w:hint="eastAsia"/>
+                      <w:vertAlign w:val="baseline"/>
+                    </w:rPr>
+                    <w:t>EMTOSCMDIAP_UpGradeInfo,</w:t>
+                  </w:r>
                   <w:r>
                     <w:rPr>
                       <w:rFonts w:hint="eastAsia"/>
@@ -22712,8 +22705,16 @@
                       <w:rFonts w:hint="eastAsia"/>
                       <w:vertAlign w:val="baseline"/>
                     </w:rPr>
-                    <w:t>EMTOSCMDIAP_UpGradeInfo,</w:t>
-                  </w:r>
+                    <w:t>//发送升级信息</w:t>
+                  </w:r>
+                </w:p>
+                <w:p>
+                  <w:pPr>
+                    <w:rPr>
+                      <w:rFonts w:hint="eastAsia"/>
+                      <w:vertAlign w:val="baseline"/>
+                    </w:rPr>
+                  </w:pPr>
                   <w:r>
                     <w:rPr>
                       <w:rFonts w:hint="eastAsia"/>
@@ -22726,16 +22727,8 @@
                       <w:rFonts w:hint="eastAsia"/>
                       <w:vertAlign w:val="baseline"/>
                     </w:rPr>
-                    <w:t>//发送升级信息</w:t>
-                  </w:r>
-                </w:p>
-                <w:p>
-                  <w:pPr>
-                    <w:rPr>
-                      <w:rFonts w:hint="eastAsia"/>
-                      <w:vertAlign w:val="baseline"/>
-                    </w:rPr>
-                  </w:pPr>
+                    <w:t>EMTOSCMDIAP_UpGradeData,</w:t>
+                  </w:r>
                   <w:r>
                     <w:rPr>
                       <w:rFonts w:hint="eastAsia"/>
@@ -22748,8 +22741,16 @@
                       <w:rFonts w:hint="eastAsia"/>
                       <w:vertAlign w:val="baseline"/>
                     </w:rPr>
-                    <w:t>EMTOSCMDIAP_UpGradeData,</w:t>
-                  </w:r>
+                    <w:t>//发送升级数据</w:t>
+                  </w:r>
+                </w:p>
+                <w:p>
+                  <w:pPr>
+                    <w:rPr>
+                      <w:rFonts w:hint="eastAsia"/>
+                      <w:vertAlign w:val="baseline"/>
+                    </w:rPr>
+                  </w:pPr>
                   <w:r>
                     <w:rPr>
                       <w:rFonts w:hint="eastAsia"/>
@@ -22757,13 +22758,6 @@
                     </w:rPr>
                     <w:tab/>
                   </w:r>
-                  <w:r>
-                    <w:rPr>
-                      <w:rFonts w:hint="eastAsia"/>
-                      <w:vertAlign w:val="baseline"/>
-                    </w:rPr>
-                    <w:t>//发送升级数据</w:t>
-                  </w:r>
                 </w:p>
                 <w:p>
                   <w:pPr>
@@ -22779,14 +22773,13 @@
                     </w:rPr>
                     <w:tab/>
                   </w:r>
-                </w:p>
-                <w:p>
-                  <w:pPr>
-                    <w:rPr>
-                      <w:rFonts w:hint="eastAsia"/>
-                      <w:vertAlign w:val="baseline"/>
-                    </w:rPr>
-                  </w:pPr>
+                  <w:r>
+                    <w:rPr>
+                      <w:rFonts w:hint="eastAsia"/>
+                      <w:vertAlign w:val="baseline"/>
+                    </w:rPr>
+                    <w:t>EMTOSCMDCALIBRATE_ENTER,</w:t>
+                  </w:r>
                   <w:r>
                     <w:rPr>
                       <w:rFonts w:hint="eastAsia"/>
@@ -22799,8 +22792,16 @@
                       <w:rFonts w:hint="eastAsia"/>
                       <w:vertAlign w:val="baseline"/>
                     </w:rPr>
-                    <w:t>EMTOSCMDCALIBRATE_ENTER,</w:t>
-                  </w:r>
+                    <w:t>//进入修调程序，关闭当前的工步</w:t>
+                  </w:r>
+                </w:p>
+                <w:p>
+                  <w:pPr>
+                    <w:rPr>
+                      <w:rFonts w:hint="eastAsia"/>
+                      <w:vertAlign w:val="baseline"/>
+                    </w:rPr>
+                  </w:pPr>
                   <w:r>
                     <w:rPr>
                       <w:rFonts w:hint="eastAsia"/>
@@ -22813,16 +22814,8 @@
                       <w:rFonts w:hint="eastAsia"/>
                       <w:vertAlign w:val="baseline"/>
                     </w:rPr>
-                    <w:t>//进入修调程序，关闭当前的工步</w:t>
-                  </w:r>
-                </w:p>
-                <w:p>
-                  <w:pPr>
-                    <w:rPr>
-                      <w:rFonts w:hint="eastAsia"/>
-                      <w:vertAlign w:val="baseline"/>
-                    </w:rPr>
-                  </w:pPr>
+                    <w:t>EMTOSCMDCALIBRATE_SETDA,</w:t>
+                  </w:r>
                   <w:r>
                     <w:rPr>
                       <w:rFonts w:hint="eastAsia"/>
@@ -22835,8 +22828,16 @@
                       <w:rFonts w:hint="eastAsia"/>
                       <w:vertAlign w:val="baseline"/>
                     </w:rPr>
-                    <w:t>EMTOSCMDCALIBRATE_SETDA,</w:t>
-                  </w:r>
+                    <w:t>//修调程序发送DA</w:t>
+                  </w:r>
+                </w:p>
+                <w:p>
+                  <w:pPr>
+                    <w:rPr>
+                      <w:rFonts w:hint="eastAsia"/>
+                      <w:vertAlign w:val="baseline"/>
+                    </w:rPr>
+                  </w:pPr>
                   <w:r>
                     <w:rPr>
                       <w:rFonts w:hint="eastAsia"/>
@@ -22849,16 +22850,8 @@
                       <w:rFonts w:hint="eastAsia"/>
                       <w:vertAlign w:val="baseline"/>
                     </w:rPr>
-                    <w:t>//修调程序发送DA</w:t>
-                  </w:r>
-                </w:p>
-                <w:p>
-                  <w:pPr>
-                    <w:rPr>
-                      <w:rFonts w:hint="eastAsia"/>
-                      <w:vertAlign w:val="baseline"/>
-                    </w:rPr>
-                  </w:pPr>
+                    <w:t>EMTOSCMDCALIBRATE_STOP,</w:t>
+                  </w:r>
                   <w:r>
                     <w:rPr>
                       <w:rFonts w:hint="eastAsia"/>
@@ -22871,13 +22864,6 @@
                       <w:rFonts w:hint="eastAsia"/>
                       <w:vertAlign w:val="baseline"/>
                     </w:rPr>
-                    <w:t>EMTOSCMDCALIBRATE_STOP,</w:t>
-                  </w:r>
-                  <w:r>
-                    <w:rPr>
-                      <w:rFonts w:hint="eastAsia"/>
-                      <w:vertAlign w:val="baseline"/>
-                    </w:rPr>
                     <w:tab/>
                   </w:r>
                   <w:r>
@@ -22885,6 +22871,21 @@
                       <w:rFonts w:hint="eastAsia"/>
                       <w:vertAlign w:val="baseline"/>
                     </w:rPr>
+                    <w:t>//修调程序停止</w:t>
+                  </w:r>
+                </w:p>
+                <w:p>
+                  <w:pPr>
+                    <w:rPr>
+                      <w:rFonts w:hint="eastAsia"/>
+                      <w:vertAlign w:val="baseline"/>
+                    </w:rPr>
+                  </w:pPr>
+                  <w:r>
+                    <w:rPr>
+                      <w:rFonts w:hint="eastAsia"/>
+                      <w:vertAlign w:val="baseline"/>
+                    </w:rPr>
                     <w:tab/>
                   </w:r>
                   <w:r>
@@ -22892,16 +22893,8 @@
                       <w:rFonts w:hint="eastAsia"/>
                       <w:vertAlign w:val="baseline"/>
                     </w:rPr>
-                    <w:t>//修调程序停止</w:t>
-                  </w:r>
-                </w:p>
-                <w:p>
-                  <w:pPr>
-                    <w:rPr>
-                      <w:rFonts w:hint="eastAsia"/>
-                      <w:vertAlign w:val="baseline"/>
-                    </w:rPr>
-                  </w:pPr>
+                    <w:t>EMTOSCMDCALIBRATE_START,</w:t>
+                  </w:r>
                   <w:r>
                     <w:rPr>
                       <w:rFonts w:hint="eastAsia"/>
@@ -22914,8 +22907,16 @@
                       <w:rFonts w:hint="eastAsia"/>
                       <w:vertAlign w:val="baseline"/>
                     </w:rPr>
-                    <w:t>EMTOSCMDCALIBRATE_START,</w:t>
-                  </w:r>
+                    <w:t>//修调程序启动</w:t>
+                  </w:r>
+                </w:p>
+                <w:p>
+                  <w:pPr>
+                    <w:rPr>
+                      <w:rFonts w:hint="eastAsia"/>
+                      <w:vertAlign w:val="baseline"/>
+                    </w:rPr>
+                  </w:pPr>
                   <w:r>
                     <w:rPr>
                       <w:rFonts w:hint="eastAsia"/>
@@ -22928,16 +22929,8 @@
                       <w:rFonts w:hint="eastAsia"/>
                       <w:vertAlign w:val="baseline"/>
                     </w:rPr>
-                    <w:t>//修调程序启动</w:t>
-                  </w:r>
-                </w:p>
-                <w:p>
-                  <w:pPr>
-                    <w:rPr>
-                      <w:rFonts w:hint="eastAsia"/>
-                      <w:vertAlign w:val="baseline"/>
-                    </w:rPr>
-                  </w:pPr>
+                    <w:t>EMTOSCMDCALIBRATE_SAMPLE,</w:t>
+                  </w:r>
                   <w:r>
                     <w:rPr>
                       <w:rFonts w:hint="eastAsia"/>
@@ -22950,8 +22943,16 @@
                       <w:rFonts w:hint="eastAsia"/>
                       <w:vertAlign w:val="baseline"/>
                     </w:rPr>
-                    <w:t>EMTOSCMDCALIBRATE_SAMPLE,</w:t>
-                  </w:r>
+                    <w:t>//修调程序采样</w:t>
+                  </w:r>
+                </w:p>
+                <w:p>
+                  <w:pPr>
+                    <w:rPr>
+                      <w:rFonts w:hint="eastAsia"/>
+                      <w:vertAlign w:val="baseline"/>
+                    </w:rPr>
+                  </w:pPr>
                   <w:r>
                     <w:rPr>
                       <w:rFonts w:hint="eastAsia"/>
@@ -22964,16 +22965,8 @@
                       <w:rFonts w:hint="eastAsia"/>
                       <w:vertAlign w:val="baseline"/>
                     </w:rPr>
-                    <w:t>//修调程序采样</w:t>
-                  </w:r>
-                </w:p>
-                <w:p>
-                  <w:pPr>
-                    <w:rPr>
-                      <w:rFonts w:hint="eastAsia"/>
-                      <w:vertAlign w:val="baseline"/>
-                    </w:rPr>
-                  </w:pPr>
+                    <w:t>EMTOSCMDCALIBRATE_SENDPAR,</w:t>
+                  </w:r>
                   <w:r>
                     <w:rPr>
                       <w:rFonts w:hint="eastAsia"/>
@@ -22986,8 +22979,24 @@
                       <w:rFonts w:hint="eastAsia"/>
                       <w:vertAlign w:val="baseline"/>
                     </w:rPr>
-                    <w:t>EMTOSCMDCALIBRATE_SENDPAR,</w:t>
-                  </w:r>
+                    <w:t>//修调程序发送校准参数</w:t>
+                  </w:r>
+                  <w:r>
+                    <w:rPr>
+                      <w:rFonts w:hint="eastAsia"/>
+                      <w:vertAlign w:val="baseline"/>
+                      <w:lang w:val="en-US" w:eastAsia="zh-CN"/>
+                    </w:rPr>
+                    <w:t>19</w:t>
+                  </w:r>
+                </w:p>
+                <w:p>
+                  <w:pPr>
+                    <w:rPr>
+                      <w:rFonts w:hint="eastAsia"/>
+                      <w:vertAlign w:val="baseline"/>
+                    </w:rPr>
+                  </w:pPr>
                   <w:r>
                     <w:rPr>
                       <w:rFonts w:hint="eastAsia"/>
@@ -23000,16 +23009,8 @@
                       <w:rFonts w:hint="eastAsia"/>
                       <w:vertAlign w:val="baseline"/>
                     </w:rPr>
-                    <w:t>//修调程序发送校准参数</w:t>
-                  </w:r>
-                </w:p>
-                <w:p>
-                  <w:pPr>
-                    <w:rPr>
-                      <w:rFonts w:hint="eastAsia"/>
-                      <w:vertAlign w:val="baseline"/>
-                    </w:rPr>
-                  </w:pPr>
+                    <w:t>EMTOSCMDCALIBRATE_CHECK,</w:t>
+                  </w:r>
                   <w:r>
                     <w:rPr>
                       <w:rFonts w:hint="eastAsia"/>
@@ -23022,21 +23023,15 @@
                       <w:rFonts w:hint="eastAsia"/>
                       <w:vertAlign w:val="baseline"/>
                     </w:rPr>
-                    <w:t>EMTOSCMDCALIBRATE_CHECK,</w:t>
-                  </w:r>
-                  <w:r>
-                    <w:rPr>
-                      <w:rFonts w:hint="eastAsia"/>
-                      <w:vertAlign w:val="baseline"/>
-                    </w:rPr>
-                    <w:tab/>
-                  </w:r>
-                  <w:r>
-                    <w:rPr>
-                      <w:rFonts w:hint="eastAsia"/>
-                      <w:vertAlign w:val="baseline"/>
-                    </w:rPr>
                     <w:t>//修调程序复检</w:t>
+                  </w:r>
+                  <w:r>
+                    <w:rPr>
+                      <w:rFonts w:hint="eastAsia"/>
+                      <w:vertAlign w:val="baseline"/>
+                      <w:lang w:val="en-US" w:eastAsia="zh-CN"/>
+                    </w:rPr>
+                    <w:t xml:space="preserve"> 20</w:t>
                   </w:r>
                 </w:p>
                 <w:p>
@@ -23678,7 +23673,6 @@
         </w:rPr>
         <w:t xml:space="preserve">  00042688         000.000.281             接收       001C04FF        DATA    EXTENDED    8      FF FF FF FF </w:t>
       </w:r>
-      <w:bookmarkStart w:id="1" w:name="_GoBack"/>
       <w:r>
         <w:rPr>
           <w:rFonts w:hint="eastAsia"/>
@@ -23704,15 +23698,7 @@
           <w:rFonts w:hint="eastAsia"/>
           <w:color w:val="FF0000"/>
         </w:rPr>
-        <w:t xml:space="preserve"> 0</w:t>
-      </w:r>
-      <w:bookmarkEnd w:id="1"/>
-      <w:r>
-        <w:rPr>
-          <w:rFonts w:hint="eastAsia"/>
-          <w:color w:val="FF0000"/>
-        </w:rPr>
-        <w:t>0</w:t>
+        <w:t xml:space="preserve"> 00</w:t>
       </w:r>
       <w:r>
         <w:rPr>
@@ -26971,12 +26957,6 @@
             <w:insideV w:val="single" w:color="000000" w:sz="4" w:space="0"/>
           </w:tblBorders>
           <w:tblLayout w:type="fixed"/>
-          <w:tblCellMar>
-            <w:top w:w="0" w:type="dxa"/>
-            <w:left w:w="0" w:type="dxa"/>
-            <w:bottom w:w="0" w:type="dxa"/>
-            <w:right w:w="0" w:type="dxa"/>
-          </w:tblCellMar>
         </w:tblPrEx>
         <w:trPr>
           <w:trHeight w:val="311" w:hRule="atLeast"/>
@@ -29140,6 +29120,431 @@
       </w:tr>
     </w:tbl>
     <w:p/>
+    <w:p/>
+    <w:p/>
+    <w:p/>
+    <w:p/>
+    <w:p/>
+    <w:p/>
+    <w:p/>
+    <w:p/>
+    <w:p/>
+    <w:p/>
+    <w:p/>
+    <w:p/>
+    <w:p/>
+    <w:p/>
+    <w:p/>
+    <w:p/>
+    <w:p/>
+    <w:p>
+      <w:r>
+        <w:rPr>
+          <w:rStyle w:val="9"/>
+          <w:rFonts w:hint="eastAsia"/>
+          <w:lang w:val="en-US" w:eastAsia="zh-CN"/>
+        </w:rPr>
+        <w:t>第四： 采样数据指令分析</w:t>
+      </w:r>
+    </w:p>
+    <w:p>
+      <w:pPr>
+        <w:rPr>
+          <w:rFonts w:hint="eastAsia"/>
+        </w:rPr>
+      </w:pPr>
+    </w:p>
+    <w:p>
+      <w:pPr>
+        <w:rPr>
+          <w:rFonts w:hint="eastAsia"/>
+        </w:rPr>
+      </w:pPr>
+    </w:p>
+    <w:p>
+      <w:pPr>
+        <w:rPr>
+          <w:rFonts w:hint="eastAsia"/>
+        </w:rPr>
+      </w:pPr>
+      <w:r>
+        <w:rPr>
+          <w:rFonts w:hint="eastAsia"/>
+        </w:rPr>
+        <w:t xml:space="preserve"> 00006405         000.000.303             接收       10840301        DATA    EXTENDED    8      00 00 00 00 9D 86 00 00 </w:t>
+      </w:r>
+    </w:p>
+    <w:p>
+      <w:pPr>
+        <w:rPr>
+          <w:rFonts w:hint="eastAsia"/>
+        </w:rPr>
+      </w:pPr>
+      <w:r>
+        <w:rPr>
+          <w:rFonts w:hint="eastAsia"/>
+        </w:rPr>
+        <w:t xml:space="preserve">  00006406         000.000.281             接收       108C0301        DATA    EXTENDED    8      FF 53 00 01 00 00 00 00 </w:t>
+      </w:r>
+    </w:p>
+    <w:p>
+      <w:pPr>
+        <w:rPr>
+          <w:rFonts w:hint="eastAsia"/>
+        </w:rPr>
+      </w:pPr>
+      <w:r>
+        <w:rPr>
+          <w:rFonts w:hint="eastAsia"/>
+        </w:rPr>
+        <w:t xml:space="preserve">  00006407         000.000.282             接收       10940301        DATA    EXTENDED    8      69 87 00 00 FF 53 00 01 </w:t>
+      </w:r>
+    </w:p>
+    <w:p>
+      <w:pPr>
+        <w:rPr>
+          <w:rFonts w:hint="eastAsia"/>
+        </w:rPr>
+      </w:pPr>
+      <w:r>
+        <w:rPr>
+          <w:rFonts w:hint="eastAsia"/>
+        </w:rPr>
+        <w:t xml:space="preserve">  00006408         000.000.281             接收       109C0301        DATA    EXTENDED    8      00 00 00 00 DE 86 00 00 </w:t>
+      </w:r>
+    </w:p>
+    <w:p>
+      <w:pPr>
+        <w:rPr>
+          <w:rFonts w:hint="eastAsia"/>
+        </w:rPr>
+      </w:pPr>
+      <w:r>
+        <w:rPr>
+          <w:rFonts w:hint="eastAsia"/>
+        </w:rPr>
+        <w:t xml:space="preserve">  00006409         000.000.282             接收       10A40301        DATA    EXTENDED    8      FF 53 00 01 00 00 00 00 </w:t>
+      </w:r>
+    </w:p>
+    <w:p>
+      <w:pPr>
+        <w:rPr>
+          <w:rFonts w:hint="eastAsia"/>
+        </w:rPr>
+      </w:pPr>
+      <w:r>
+        <w:rPr>
+          <w:rFonts w:hint="eastAsia"/>
+        </w:rPr>
+        <w:t xml:space="preserve">  00006410         000.000.280             接收       10AC0301        DATA    EXTENDED    8      35 86 00 00 FF 53 00 01 </w:t>
+      </w:r>
+    </w:p>
+    <w:p>
+      <w:pPr>
+        <w:rPr>
+          <w:rFonts w:hint="eastAsia"/>
+        </w:rPr>
+      </w:pPr>
+      <w:r>
+        <w:rPr>
+          <w:rFonts w:hint="eastAsia"/>
+        </w:rPr>
+        <w:t xml:space="preserve">  00006411         000.000.299             接收       10B40301        DATA    EXTENDED    8      00 00 00 00 00 00 00 00 </w:t>
+      </w:r>
+    </w:p>
+    <w:p>
+      <w:pPr>
+        <w:rPr>
+          <w:rFonts w:hint="eastAsia"/>
+        </w:rPr>
+      </w:pPr>
+      <w:r>
+        <w:rPr>
+          <w:rFonts w:hint="eastAsia"/>
+        </w:rPr>
+        <w:t xml:space="preserve">  00006412         000.000.217             接收       1FA40301        DATA    EXTENDED    4      FF 53 00 01 </w:t>
+      </w:r>
+    </w:p>
+    <w:p>
+      <w:pPr>
+        <w:rPr>
+          <w:rFonts w:hint="eastAsia"/>
+        </w:rPr>
+      </w:pPr>
+      <w:r>
+        <w:rPr>
+          <w:rFonts w:hint="eastAsia"/>
+        </w:rPr>
+        <w:t xml:space="preserve">  00006413         000.000.484             接收       0FA11701        DATA    EXTENDED    4      00 00 00 00 </w:t>
+      </w:r>
+    </w:p>
+    <w:p>
+      <w:pPr>
+        <w:rPr>
+          <w:rFonts w:hint="eastAsia"/>
+        </w:rPr>
+      </w:pPr>
+      <w:r>
+        <w:rPr>
+          <w:rFonts w:hint="eastAsia"/>
+        </w:rPr>
+        <w:t xml:space="preserve">  00006414         000.000.142             接收       0FA10302        DATA    EXTENDED    0      </w:t>
+      </w:r>
+    </w:p>
+    <w:p>
+      <w:pPr>
+        <w:rPr>
+          <w:rFonts w:hint="eastAsia"/>
+        </w:rPr>
+      </w:pPr>
+      <w:r>
+        <w:rPr>
+          <w:rFonts w:hint="eastAsia"/>
+        </w:rPr>
+        <w:t xml:space="preserve">  00006415         000.000.382             接收       1FA20302        DATA    EXTENDED    8      C0 00 02 54 00 00 00 00 </w:t>
+      </w:r>
+    </w:p>
+    <w:p>
+      <w:pPr>
+        <w:rPr>
+          <w:rFonts w:hint="eastAsia"/>
+        </w:rPr>
+      </w:pPr>
+      <w:r>
+        <w:rPr>
+          <w:rFonts w:hint="eastAsia"/>
+        </w:rPr>
+        <w:t xml:space="preserve">  00006416         000.000.282             接收       10040302        DATA    EXTENDED    8      B3 88 00 00 FF 53 00 01 </w:t>
+      </w:r>
+    </w:p>
+    <w:p>
+      <w:pPr>
+        <w:rPr>
+          <w:rFonts w:hint="eastAsia"/>
+        </w:rPr>
+      </w:pPr>
+      <w:r>
+        <w:rPr>
+          <w:rFonts w:hint="eastAsia"/>
+        </w:rPr>
+        <w:t xml:space="preserve">  00006417         000.000.304             接收       100C0302        DATA    EXTENDED    8      00 00 00 00 ED 87 00 00 </w:t>
+      </w:r>
+    </w:p>
+    <w:p>
+      <w:pPr>
+        <w:rPr>
+          <w:rFonts w:hint="eastAsia"/>
+        </w:rPr>
+      </w:pPr>
+      <w:r>
+        <w:rPr>
+          <w:rFonts w:hint="eastAsia"/>
+        </w:rPr>
+        <w:t xml:space="preserve">  00006418         000.000.281             接收       10140302        DATA    EXTENDED    8      FF 53 00 01 00 00 00 00 </w:t>
+      </w:r>
+    </w:p>
+    <w:p>
+      <w:pPr>
+        <w:rPr>
+          <w:rFonts w:hint="eastAsia"/>
+        </w:rPr>
+      </w:pPr>
+      <w:r>
+        <w:rPr>
+          <w:rFonts w:hint="eastAsia"/>
+        </w:rPr>
+        <w:t xml:space="preserve">  00006419         000.000.281             接收       101C0302        DATA    EXTENDED    8      F1 87 00 00 FF 53 00 01 </w:t>
+      </w:r>
+    </w:p>
+    <w:p>
+      <w:pPr>
+        <w:rPr>
+          <w:rFonts w:hint="eastAsia"/>
+        </w:rPr>
+      </w:pPr>
+      <w:r>
+        <w:rPr>
+          <w:rFonts w:hint="eastAsia"/>
+        </w:rPr>
+        <w:t xml:space="preserve">  00006420         000.000.283             接收       10240302        DATA    EXTENDED    8      00 00 00 00 00 88 00 00 </w:t>
+      </w:r>
+    </w:p>
+    <w:p>
+      <w:pPr>
+        <w:rPr>
+          <w:rFonts w:hint="eastAsia"/>
+        </w:rPr>
+      </w:pPr>
+      <w:r>
+        <w:rPr>
+          <w:rFonts w:hint="eastAsia"/>
+        </w:rPr>
+        <w:t xml:space="preserve">  00006421         000.000.283             接收       102C0302        DATA    EXTENDED    8      FF 53 00 01 00 00 00 00 </w:t>
+      </w:r>
+    </w:p>
+    <w:p>
+      <w:pPr>
+        <w:rPr>
+          <w:rFonts w:hint="eastAsia"/>
+        </w:rPr>
+      </w:pPr>
+      <w:r>
+        <w:rPr>
+          <w:rFonts w:hint="eastAsia"/>
+        </w:rPr>
+        <w:t xml:space="preserve">  00006422         000.000.282             接收       10340302        DATA    EXTENDED    8      AA 87 00 00 FF 53 00 01 </w:t>
+      </w:r>
+    </w:p>
+    <w:p>
+      <w:pPr>
+        <w:rPr>
+          <w:rFonts w:hint="eastAsia"/>
+        </w:rPr>
+      </w:pPr>
+      <w:r>
+        <w:rPr>
+          <w:rFonts w:hint="eastAsia"/>
+        </w:rPr>
+        <w:t xml:space="preserve">  00006423         000.000.300             接收       103C0302        DATA    EXTENDED    8      00 00 00 00 F1 87 00 00 </w:t>
+      </w:r>
+    </w:p>
+    <w:p>
+      <w:pPr>
+        <w:rPr>
+          <w:rFonts w:hint="eastAsia"/>
+        </w:rPr>
+      </w:pPr>
+    </w:p>
+    <w:p>
+      <w:pPr>
+        <w:rPr>
+          <w:rFonts w:hint="eastAsia"/>
+        </w:rPr>
+      </w:pPr>
+    </w:p>
+    <w:p>
+      <w:pPr>
+        <w:rPr>
+          <w:rFonts w:hint="eastAsia"/>
+          <w:color w:val="0000FF"/>
+        </w:rPr>
+      </w:pPr>
+      <w:r>
+        <w:rPr>
+          <w:rFonts w:hint="eastAsia"/>
+        </w:rPr>
+        <w:t xml:space="preserve"> </w:t>
+      </w:r>
+      <w:r>
+        <w:rPr>
+          <w:rFonts w:hint="eastAsia"/>
+          <w:color w:val="0000FF"/>
+        </w:rPr>
+        <w:t xml:space="preserve">0FA11701        DATA    EXTENDED    4      00 00 00 00 </w:t>
+      </w:r>
+    </w:p>
+    <w:p>
+      <w:pPr>
+        <w:rPr>
+          <w:rFonts w:hint="eastAsia"/>
+          <w:vertAlign w:val="baseline"/>
+          <w:lang w:val="en-US" w:eastAsia="zh-CN"/>
+        </w:rPr>
+      </w:pPr>
+      <w:r>
+        <w:rPr>
+          <w:rFonts w:hint="eastAsia"/>
+          <w:color w:val="0000FF"/>
+          <w:lang w:val="en-US" w:eastAsia="zh-CN"/>
+        </w:rPr>
+        <w:t xml:space="preserve"> </w:t>
+      </w:r>
+      <w:r>
+        <w:rPr>
+          <w:rFonts w:hint="eastAsia"/>
+          <w:color w:val="0000FF"/>
+        </w:rPr>
+        <w:t xml:space="preserve">0FA11701 </w:t>
+      </w:r>
+      <w:r>
+        <w:rPr>
+          <w:rFonts w:hint="eastAsia"/>
+          <w:color w:val="0000FF"/>
+          <w:lang w:val="en-US" w:eastAsia="zh-CN"/>
+        </w:rPr>
+        <w:t>----</w:t>
+      </w:r>
+      <w:r>
+        <w:rPr>
+          <w:rFonts w:hint="eastAsia"/>
+          <w:vertAlign w:val="baseline"/>
+        </w:rPr>
+        <w:t>发送采样数据确认</w:t>
+      </w:r>
+      <w:r>
+        <w:rPr>
+          <w:rFonts w:hint="eastAsia"/>
+          <w:vertAlign w:val="baseline"/>
+          <w:lang w:val="en-US" w:eastAsia="zh-CN"/>
+        </w:rPr>
+        <w:t>23  也就是说中位机已经收到下位机采样数据，这个时候就不要发数据给中位机了</w:t>
+      </w:r>
+    </w:p>
+    <w:p>
+      <w:pPr>
+        <w:rPr>
+          <w:rFonts w:hint="eastAsia"/>
+          <w:vertAlign w:val="baseline"/>
+          <w:lang w:val="en-US" w:eastAsia="zh-CN"/>
+        </w:rPr>
+      </w:pPr>
+    </w:p>
+    <w:p>
+      <w:pPr>
+        <w:rPr>
+          <w:rFonts w:hint="eastAsia"/>
+          <w:vertAlign w:val="baseline"/>
+          <w:lang w:val="en-US" w:eastAsia="zh-CN"/>
+        </w:rPr>
+      </w:pPr>
+      <w:r>
+        <w:rPr>
+          <w:rFonts w:hint="eastAsia"/>
+        </w:rPr>
+        <w:t xml:space="preserve"> 0FA10302        DATA    EXTENDED    0</w:t>
+      </w:r>
+      <w:r>
+        <w:rPr>
+          <w:rFonts w:hint="eastAsia"/>
+          <w:lang w:val="en-US" w:eastAsia="zh-CN"/>
+        </w:rPr>
+        <w:t>---</w:t>
+      </w:r>
+      <w:r>
+        <w:rPr>
+          <w:rFonts w:hint="eastAsia"/>
+          <w:vertAlign w:val="baseline"/>
+        </w:rPr>
+        <w:t>请求采样数据</w:t>
+      </w:r>
+      <w:r>
+        <w:rPr>
+          <w:rFonts w:hint="eastAsia"/>
+          <w:vertAlign w:val="baseline"/>
+          <w:lang w:val="en-US" w:eastAsia="zh-CN"/>
+        </w:rPr>
+        <w:t xml:space="preserve">   表示中位机开始呼叫下位机2号开始发数据</w:t>
+      </w:r>
+      <w:bookmarkStart w:id="1" w:name="_GoBack"/>
+      <w:bookmarkEnd w:id="1"/>
+    </w:p>
+    <w:p>
+      <w:pPr>
+        <w:rPr>
+          <w:rFonts w:hint="eastAsia"/>
+        </w:rPr>
+      </w:pPr>
+    </w:p>
     <w:sectPr>
       <w:pgSz w:w="16783" w:h="23757"/>
       <w:pgMar w:top="1440" w:right="1800" w:bottom="1440" w:left="1800" w:header="851" w:footer="992" w:gutter="0"/>

--- a/文档/调试下位机与中位机通讯协议.docx
+++ b/文档/调试下位机与中位机通讯协议.docx
@@ -4360,15 +4360,13 @@
             </w:tblGrid>
             <w:tr>
               <w:tblPrEx>
-                <w:tblBorders>
-                  <w:top w:val="single" w:color="auto" w:sz="4" w:space="0"/>
-                  <w:left w:val="single" w:color="auto" w:sz="4" w:space="0"/>
-                  <w:bottom w:val="single" w:color="auto" w:sz="4" w:space="0"/>
-                  <w:right w:val="single" w:color="auto" w:sz="4" w:space="0"/>
-                  <w:insideH w:val="single" w:color="auto" w:sz="4" w:space="0"/>
-                  <w:insideV w:val="single" w:color="auto" w:sz="4" w:space="0"/>
-                </w:tblBorders>
                 <w:tblLayout w:type="fixed"/>
+                <w:tblCellMar>
+                  <w:top w:w="0" w:type="dxa"/>
+                  <w:left w:w="108" w:type="dxa"/>
+                  <w:bottom w:w="0" w:type="dxa"/>
+                  <w:right w:w="108" w:type="dxa"/>
+                </w:tblCellMar>
               </w:tblPrEx>
               <w:tc>
                 <w:tcPr>
@@ -5814,6 +5812,12 @@
                   <w:insideV w:val="single" w:color="auto" w:sz="4" w:space="0"/>
                 </w:tblBorders>
                 <w:tblLayout w:type="fixed"/>
+                <w:tblCellMar>
+                  <w:top w:w="0" w:type="dxa"/>
+                  <w:left w:w="108" w:type="dxa"/>
+                  <w:bottom w:w="0" w:type="dxa"/>
+                  <w:right w:w="108" w:type="dxa"/>
+                </w:tblCellMar>
               </w:tblPrEx>
               <w:tc>
                 <w:tcPr>
@@ -10153,14 +10157,6 @@
             </w:tblGrid>
             <w:tr>
               <w:tblPrEx>
-                <w:tblBorders>
-                  <w:top w:val="single" w:color="auto" w:sz="4" w:space="0"/>
-                  <w:left w:val="single" w:color="auto" w:sz="4" w:space="0"/>
-                  <w:bottom w:val="single" w:color="auto" w:sz="4" w:space="0"/>
-                  <w:right w:val="single" w:color="auto" w:sz="4" w:space="0"/>
-                  <w:insideH w:val="single" w:color="auto" w:sz="4" w:space="0"/>
-                  <w:insideV w:val="single" w:color="auto" w:sz="4" w:space="0"/>
-                </w:tblBorders>
                 <w:tblLayout w:type="fixed"/>
                 <w:tblCellMar>
                   <w:top w:w="0" w:type="dxa"/>
@@ -13375,12 +13371,6 @@
             <w:insideV w:val="single" w:color="auto" w:sz="4" w:space="0"/>
           </w:tblBorders>
           <w:tblLayout w:type="fixed"/>
-          <w:tblCellMar>
-            <w:top w:w="0" w:type="dxa"/>
-            <w:left w:w="108" w:type="dxa"/>
-            <w:bottom w:w="0" w:type="dxa"/>
-            <w:right w:w="108" w:type="dxa"/>
-          </w:tblCellMar>
         </w:tblPrEx>
         <w:tc>
           <w:tcPr>
@@ -17745,12 +17735,6 @@
                   <w:insideV w:val="single" w:color="auto" w:sz="4" w:space="0"/>
                 </w:tblBorders>
                 <w:tblLayout w:type="fixed"/>
-                <w:tblCellMar>
-                  <w:top w:w="0" w:type="dxa"/>
-                  <w:left w:w="108" w:type="dxa"/>
-                  <w:bottom w:w="0" w:type="dxa"/>
-                  <w:right w:w="108" w:type="dxa"/>
-                </w:tblCellMar>
               </w:tblPrEx>
               <w:tc>
                 <w:tcPr>
@@ -19966,6 +19950,14 @@
       </w:tr>
       <w:tr>
         <w:tblPrEx>
+          <w:tblBorders>
+            <w:top w:val="single" w:color="auto" w:sz="4" w:space="0"/>
+            <w:left w:val="single" w:color="auto" w:sz="4" w:space="0"/>
+            <w:bottom w:val="single" w:color="auto" w:sz="4" w:space="0"/>
+            <w:right w:val="single" w:color="auto" w:sz="4" w:space="0"/>
+            <w:insideH w:val="single" w:color="auto" w:sz="4" w:space="0"/>
+            <w:insideV w:val="single" w:color="auto" w:sz="4" w:space="0"/>
+          </w:tblBorders>
           <w:tblLayout w:type="fixed"/>
           <w:tblCellMar>
             <w:top w:w="0" w:type="dxa"/>
@@ -26957,6 +26949,12 @@
             <w:insideV w:val="single" w:color="000000" w:sz="4" w:space="0"/>
           </w:tblBorders>
           <w:tblLayout w:type="fixed"/>
+          <w:tblCellMar>
+            <w:top w:w="0" w:type="dxa"/>
+            <w:left w:w="0" w:type="dxa"/>
+            <w:bottom w:w="0" w:type="dxa"/>
+            <w:right w:w="0" w:type="dxa"/>
+          </w:tblCellMar>
         </w:tblPrEx>
         <w:trPr>
           <w:trHeight w:val="311" w:hRule="atLeast"/>
@@ -28815,7 +28813,17 @@
                 <w:vertAlign w:val="baseline"/>
                 <w:lang w:val="en-US" w:eastAsia="zh-CN"/>
               </w:rPr>
-              <w:t>0x85表示13.3</w:t>
+              <w:t>0x8C</w:t>
+            </w:r>
+            <w:bookmarkStart w:id="1" w:name="_GoBack"/>
+            <w:bookmarkEnd w:id="1"/>
+            <w:r>
+              <w:rPr>
+                <w:rFonts w:hint="eastAsia"/>
+                <w:vertAlign w:val="baseline"/>
+                <w:lang w:val="en-US" w:eastAsia="zh-CN"/>
+              </w:rPr>
+              <w:t>表示=140=14.0</w:t>
             </w:r>
           </w:p>
         </w:tc>
@@ -29535,8 +29543,6 @@
         </w:rPr>
         <w:t xml:space="preserve">   表示中位机开始呼叫下位机2号开始发数据</w:t>
       </w:r>
-      <w:bookmarkStart w:id="1" w:name="_GoBack"/>
-      <w:bookmarkEnd w:id="1"/>
     </w:p>
     <w:p>
       <w:pPr>
